--- a/deliverables/module1/VGGT模块一测试报告.docx
+++ b/deliverables/module1/VGGT模块一测试报告.docx
@@ -614,7 +614,6 @@
           <w:tcPr>
             <w:tcW w:w="1138" w:type="dxa"/>
             <w:vMerge w:val="continue"/>
-            <w:tcBorders/>
             <w:vAlign w:val="center"/>
           </w:tcPr>
           <w:p>
@@ -652,7 +651,7 @@
         <w:tc>
           <w:tcPr>
             <w:tcW w:w="1427" w:type="dxa"/>
-            <w:shd w:val="clear"/>
+            <w:shd w:val="clear" w:color="auto" w:fill="auto"/>
             <w:vAlign w:val="center"/>
           </w:tcPr>
           <w:p>
@@ -678,7 +677,7 @@
         <w:tc>
           <w:tcPr>
             <w:tcW w:w="1260" w:type="dxa"/>
-            <w:shd w:val="clear"/>
+            <w:shd w:val="clear" w:color="auto" w:fill="auto"/>
             <w:vAlign w:val="center"/>
           </w:tcPr>
           <w:p>
@@ -712,7 +711,7 @@
         <w:tc>
           <w:tcPr>
             <w:tcW w:w="3600" w:type="dxa"/>
-            <w:shd w:val="clear"/>
+            <w:shd w:val="clear" w:color="auto" w:fill="auto"/>
             <w:vAlign w:val="center"/>
           </w:tcPr>
           <w:p>
@@ -743,8 +742,7 @@
           <w:tcPr>
             <w:tcW w:w="1138" w:type="dxa"/>
             <w:vMerge w:val="continue"/>
-            <w:tcBorders/>
-            <w:shd w:val="clear"/>
+            <w:shd w:val="clear" w:color="auto" w:fill="auto"/>
             <w:vAlign w:val="center"/>
           </w:tcPr>
           <w:p>
@@ -1777,10 +1775,14 @@
       <w:pPr>
         <w:spacing w:line="312" w:lineRule="auto"/>
         <w:ind w:firstLineChars="200"/>
+        <w:rPr>
+          <w:color w:val="auto"/>
+        </w:rPr>
       </w:pPr>
       <w:r>
         <w:rPr>
           <w:rFonts w:hint="eastAsia"/>
+          <w:color w:val="auto"/>
         </w:rPr>
         <w:t>本小组将模块一定位在 VGGT 工程中的确定性算法层：它不加载模型权重、不使用 GPU，可在普通笔记本上全量重复执行，同时又是模块二 AI 输出（深度图、npz 点云）的直接下游。模块一由两个子模块构成：</w:t>
       </w:r>
@@ -1845,12 +1847,14 @@
               <w:rPr>
                 <w:b/>
                 <w:bCs/>
+                <w:color w:val="auto"/>
               </w:rPr>
             </w:pPr>
             <w:r>
               <w:rPr>
                 <w:rFonts w:hint="eastAsia"/>
                 <w:b/>
+                <w:color w:val="auto"/>
               </w:rPr>
               <w:t>子模块</w:t>
             </w:r>
@@ -1867,12 +1871,14 @@
               <w:rPr>
                 <w:b/>
                 <w:bCs/>
+                <w:color w:val="auto"/>
               </w:rPr>
             </w:pPr>
             <w:r>
               <w:rPr>
                 <w:rFonts w:hint="eastAsia"/>
                 <w:b/>
+                <w:color w:val="auto"/>
               </w:rPr>
               <w:t>核心函数</w:t>
             </w:r>
@@ -1889,12 +1895,14 @@
               <w:rPr>
                 <w:b/>
                 <w:bCs/>
+                <w:color w:val="auto"/>
               </w:rPr>
             </w:pPr>
             <w:r>
               <w:rPr>
                 <w:rFonts w:hint="eastAsia"/>
                 <w:b/>
+                <w:color w:val="auto"/>
               </w:rPr>
               <w:t>功能与定位</w:t>
             </w:r>
@@ -1911,12 +1919,14 @@
               <w:rPr>
                 <w:b/>
                 <w:bCs/>
+                <w:color w:val="auto"/>
               </w:rPr>
             </w:pPr>
             <w:r>
               <w:rPr>
                 <w:rFonts w:hint="eastAsia"/>
                 <w:b/>
+                <w:color w:val="auto"/>
               </w:rPr>
               <w:t>代码规模</w:t>
             </w:r>
@@ -1951,10 +1961,14 @@
           <w:p>
             <w:pPr>
               <w:jc w:val="center"/>
-            </w:pPr>
-            <w:r>
-              <w:rPr>
-                <w:rFonts w:hint="eastAsia"/>
+              <w:rPr>
+                <w:color w:val="auto"/>
+              </w:rPr>
+            </w:pPr>
+            <w:r>
+              <w:rPr>
+                <w:rFonts w:hint="eastAsia"/>
+                <w:color w:val="auto"/>
               </w:rPr>
               <w:t>几何坐标转换</w:t>
             </w:r>
@@ -1966,9 +1980,15 @@
             <w:vAlign w:val="center"/>
           </w:tcPr>
           <w:p>
-            <w:r>
-              <w:rPr>
-                <w:rFonts w:hint="eastAsia"/>
+            <w:pPr>
+              <w:rPr>
+                <w:color w:val="auto"/>
+              </w:rPr>
+            </w:pPr>
+            <w:r>
+              <w:rPr>
+                <w:rFonts w:hint="eastAsia"/>
+                <w:color w:val="auto"/>
               </w:rPr>
               <w:t>vggt/utils/geometry.py 的 8 个纯函数</w:t>
             </w:r>
@@ -1980,9 +2000,15 @@
             <w:vAlign w:val="center"/>
           </w:tcPr>
           <w:p>
-            <w:r>
-              <w:rPr>
-                <w:rFonts w:hint="eastAsia"/>
+            <w:pPr>
+              <w:rPr>
+                <w:color w:val="auto"/>
+              </w:rPr>
+            </w:pPr>
+            <w:r>
+              <w:rPr>
+                <w:rFonts w:hint="eastAsia"/>
+                <w:color w:val="auto"/>
               </w:rPr>
               <w:t>深度反投影、SE(3) 求逆、世界坐标与相机坐标、像素坐标互转</w:t>
             </w:r>
@@ -1994,9 +2020,15 @@
             <w:vAlign w:val="center"/>
           </w:tcPr>
           <w:p>
-            <w:r>
-              <w:rPr>
-                <w:rFonts w:hint="eastAsia"/>
+            <w:pPr>
+              <w:rPr>
+                <w:color w:val="auto"/>
+              </w:rPr>
+            </w:pPr>
+            <w:r>
+              <w:rPr>
+                <w:rFonts w:hint="eastAsia"/>
+                <w:color w:val="auto"/>
               </w:rPr>
               <w:t>251 行</w:t>
             </w:r>
@@ -2031,10 +2063,14 @@
           <w:p>
             <w:pPr>
               <w:jc w:val="center"/>
-            </w:pPr>
-            <w:r>
-              <w:rPr>
-                <w:rFonts w:hint="eastAsia"/>
+              <w:rPr>
+                <w:color w:val="auto"/>
+              </w:rPr>
+            </w:pPr>
+            <w:r>
+              <w:rPr>
+                <w:rFonts w:hint="eastAsia"/>
+                <w:color w:val="auto"/>
               </w:rPr>
               <w:t>图像加载与预处理</w:t>
             </w:r>
@@ -2046,9 +2082,15 @@
             <w:vAlign w:val="center"/>
           </w:tcPr>
           <w:p>
-            <w:r>
-              <w:rPr>
-                <w:rFonts w:hint="eastAsia"/>
+            <w:pPr>
+              <w:rPr>
+                <w:color w:val="auto"/>
+              </w:rPr>
+            </w:pPr>
+            <w:r>
+              <w:rPr>
+                <w:rFonts w:hint="eastAsia"/>
+                <w:color w:val="auto"/>
               </w:rPr>
               <w:t>load_and_preprocess_images、load_and_preprocess_images_square</w:t>
             </w:r>
@@ -2060,9 +2102,15 @@
             <w:vAlign w:val="center"/>
           </w:tcPr>
           <w:p>
-            <w:r>
-              <w:rPr>
-                <w:rFonts w:hint="eastAsia"/>
+            <w:pPr>
+              <w:rPr>
+                <w:color w:val="auto"/>
+              </w:rPr>
+            </w:pPr>
+            <w:r>
+              <w:rPr>
+                <w:rFonts w:hint="eastAsia"/>
+                <w:color w:val="auto"/>
               </w:rPr>
               <w:t>图像读取、RGB 与透明度合成、crop/pad 缩放、批量张量生成</w:t>
             </w:r>
@@ -2074,9 +2122,15 @@
             <w:vAlign w:val="center"/>
           </w:tcPr>
           <w:p>
-            <w:r>
-              <w:rPr>
-                <w:rFonts w:hint="eastAsia"/>
+            <w:pPr>
+              <w:rPr>
+                <w:color w:val="auto"/>
+              </w:rPr>
+            </w:pPr>
+            <w:r>
+              <w:rPr>
+                <w:rFonts w:hint="eastAsia"/>
+                <w:color w:val="auto"/>
               </w:rPr>
               <w:t>2 个函数</w:t>
             </w:r>
@@ -2088,10 +2142,14 @@
       <w:pPr>
         <w:spacing w:line="312" w:lineRule="auto"/>
         <w:ind w:firstLineChars="200"/>
+        <w:rPr>
+          <w:color w:val="auto"/>
+        </w:rPr>
       </w:pPr>
       <w:r>
         <w:rPr>
           <w:rFonts w:hint="eastAsia"/>
+          <w:color w:val="auto"/>
         </w:rPr>
         <w:t>两个子模块合计 10 个核心函数、47 条测试用例。选择该模块的理由有三：一是纯函数、结果确定，可用等值断言严格判定，是课程要求的传统测试主战场；二是它是模块二 AI 输出的唯一入口，链路衔接紧密；三是无需真值数据集与 GPU，可低成本反复回归。</w:t>
       </w:r>
@@ -2101,6 +2159,7 @@
         <w:pStyle w:val="2"/>
         <w:spacing w:before="240" w:after="240" w:line="312" w:lineRule="auto"/>
         <w:rPr>
+          <w:color w:val="auto"/>
           <w:sz w:val="28"/>
           <w:szCs w:val="28"/>
         </w:rPr>
@@ -2108,6 +2167,7 @@
       <w:r>
         <w:rPr>
           <w:rFonts w:hint="eastAsia"/>
+          <w:color w:val="auto"/>
           <w:sz w:val="28"/>
           <w:szCs w:val="28"/>
         </w:rPr>
@@ -2121,6 +2181,7 @@
         <w:spacing w:before="120" w:after="120" w:line="312" w:lineRule="auto"/>
         <w:rPr>
           <w:rFonts w:ascii="Times New Roman" w:hAnsi="Times New Roman"/>
+          <w:color w:val="auto"/>
           <w:sz w:val="24"/>
           <w:szCs w:val="24"/>
         </w:rPr>
@@ -2129,6 +2190,7 @@
       <w:r>
         <w:rPr>
           <w:rFonts w:hint="eastAsia" w:ascii="Times New Roman" w:hAnsi="Times New Roman"/>
+          <w:color w:val="auto"/>
           <w:sz w:val="24"/>
           <w:szCs w:val="24"/>
         </w:rPr>
@@ -2140,10 +2202,14 @@
       <w:pPr>
         <w:spacing w:line="312" w:lineRule="auto"/>
         <w:ind w:firstLineChars="200"/>
+        <w:rPr>
+          <w:color w:val="auto"/>
+        </w:rPr>
       </w:pPr>
       <w:r>
         <w:rPr>
           <w:rFonts w:hint="eastAsia"/>
+          <w:color w:val="auto"/>
         </w:rPr>
         <w:t>本次测试只覆盖模块一的确定性算法层，不涉及模型推理与可视化交互。范围按下表圈定，范围之外的内容不参与本报告的用例统计与质量结论。</w:t>
       </w:r>
@@ -2152,10 +2218,14 @@
       <w:pPr>
         <w:spacing w:line="312" w:lineRule="auto"/>
         <w:ind w:firstLineChars="200"/>
+        <w:rPr>
+          <w:color w:val="auto"/>
+        </w:rPr>
       </w:pPr>
       <w:r>
         <w:rPr>
           <w:rFonts w:hint="eastAsia"/>
+          <w:color w:val="auto"/>
         </w:rPr>
         <w:t>用例设计遵循“先圈定范围、再设计用例”的原则，覆盖与不覆盖的边界如下表。</w:t>
       </w:r>
@@ -2165,7 +2235,7 @@
         <w:ind w:firstLine="420" w:firstLineChars="200"/>
         <w:rPr>
           <w:iCs/>
-          <w:color w:val="0000FF"/>
+          <w:color w:val="auto"/>
         </w:rPr>
       </w:pPr>
     </w:p>
@@ -2205,6 +2275,7 @@
             <w:insideH w:val="single" w:color="999999" w:sz="4" w:space="0"/>
             <w:insideV w:val="single" w:color="999999" w:sz="4" w:space="0"/>
           </w:tblBorders>
+          <w:shd w:val="clear" w:color="auto" w:fill="FFFFFF"/>
           <w:tblCellMar>
             <w:top w:w="15" w:type="dxa"/>
             <w:left w:w="15" w:type="dxa"/>
@@ -2230,7 +2301,7 @@
               <w:rPr>
                 <w:b/>
                 <w:bCs/>
-                <w:color w:val="0000FF"/>
+                <w:color w:val="auto"/>
                 <w:kern w:val="0"/>
                 <w:sz w:val="18"/>
                 <w:szCs w:val="18"/>
@@ -2241,7 +2312,7 @@
                 <w:rFonts w:hint="eastAsia"/>
                 <w:b/>
                 <w:bCs/>
-                <w:color w:val="0000FF"/>
+                <w:color w:val="auto"/>
                 <w:kern w:val="0"/>
                 <w:sz w:val="18"/>
                 <w:szCs w:val="18"/>
@@ -2264,7 +2335,7 @@
               <w:rPr>
                 <w:b/>
                 <w:bCs/>
-                <w:color w:val="0000FF"/>
+                <w:color w:val="auto"/>
                 <w:kern w:val="0"/>
                 <w:sz w:val="18"/>
                 <w:szCs w:val="18"/>
@@ -2275,7 +2346,7 @@
                 <w:rFonts w:hint="eastAsia"/>
                 <w:b/>
                 <w:bCs/>
-                <w:color w:val="0000FF"/>
+                <w:color w:val="auto"/>
                 <w:kern w:val="0"/>
                 <w:sz w:val="18"/>
                 <w:szCs w:val="18"/>
@@ -2295,7 +2366,6 @@
             <w:insideH w:val="single" w:color="999999" w:sz="4" w:space="0"/>
             <w:insideV w:val="single" w:color="999999" w:sz="4" w:space="0"/>
           </w:tblBorders>
-          <w:shd w:val="clear" w:color="auto" w:fill="FFFFFF"/>
           <w:tblCellMar>
             <w:top w:w="15" w:type="dxa"/>
             <w:left w:w="15" w:type="dxa"/>
@@ -2318,7 +2388,7 @@
               <w:spacing w:line="312" w:lineRule="auto"/>
               <w:jc w:val="center"/>
               <w:rPr>
-                <w:color w:val="0000FF"/>
+                <w:color w:val="auto"/>
                 <w:kern w:val="0"/>
                 <w:sz w:val="18"/>
                 <w:szCs w:val="18"/>
@@ -2327,7 +2397,7 @@
             <w:r>
               <w:rPr>
                 <w:rFonts w:hint="eastAsia"/>
-                <w:color w:val="0000FF"/>
+                <w:color w:val="auto"/>
                 <w:kern w:val="0"/>
                 <w:sz w:val="18"/>
                 <w:szCs w:val="18"/>
@@ -2348,7 +2418,7 @@
               <w:spacing w:line="312" w:lineRule="auto"/>
               <w:jc w:val="center"/>
               <w:rPr>
-                <w:color w:val="0000FF"/>
+                <w:color w:val="auto"/>
                 <w:kern w:val="0"/>
                 <w:sz w:val="18"/>
                 <w:szCs w:val="18"/>
@@ -2357,7 +2427,7 @@
             <w:r>
               <w:rPr>
                 <w:rFonts w:hint="eastAsia"/>
-                <w:color w:val="0000FF"/>
+                <w:color w:val="auto"/>
                 <w:kern w:val="0"/>
                 <w:sz w:val="18"/>
                 <w:szCs w:val="18"/>
@@ -2377,7 +2447,6 @@
             <w:insideH w:val="single" w:color="999999" w:sz="4" w:space="0"/>
             <w:insideV w:val="single" w:color="999999" w:sz="4" w:space="0"/>
           </w:tblBorders>
-          <w:shd w:val="clear" w:color="auto" w:fill="FFFFFF"/>
           <w:tblCellMar>
             <w:top w:w="15" w:type="dxa"/>
             <w:left w:w="15" w:type="dxa"/>
@@ -2400,7 +2469,7 @@
               <w:spacing w:line="312" w:lineRule="auto"/>
               <w:jc w:val="center"/>
               <w:rPr>
-                <w:color w:val="0000FF"/>
+                <w:color w:val="auto"/>
                 <w:kern w:val="0"/>
                 <w:sz w:val="18"/>
                 <w:szCs w:val="18"/>
@@ -2409,7 +2478,7 @@
             <w:r>
               <w:rPr>
                 <w:rFonts w:hint="eastAsia"/>
-                <w:color w:val="0000FF"/>
+                <w:color w:val="auto"/>
                 <w:kern w:val="0"/>
                 <w:sz w:val="18"/>
                 <w:szCs w:val="18"/>
@@ -2430,7 +2499,7 @@
               <w:spacing w:line="312" w:lineRule="auto"/>
               <w:jc w:val="center"/>
               <w:rPr>
-                <w:color w:val="0000FF"/>
+                <w:color w:val="auto"/>
                 <w:kern w:val="0"/>
                 <w:sz w:val="18"/>
                 <w:szCs w:val="18"/>
@@ -2439,7 +2508,7 @@
             <w:r>
               <w:rPr>
                 <w:rFonts w:hint="eastAsia"/>
-                <w:color w:val="0000FF"/>
+                <w:color w:val="auto"/>
                 <w:kern w:val="0"/>
                 <w:sz w:val="18"/>
                 <w:szCs w:val="18"/>
@@ -2459,7 +2528,6 @@
             <w:insideH w:val="single" w:color="999999" w:sz="4" w:space="0"/>
             <w:insideV w:val="single" w:color="999999" w:sz="4" w:space="0"/>
           </w:tblBorders>
-          <w:shd w:val="clear" w:color="auto" w:fill="FFFFFF"/>
           <w:tblCellMar>
             <w:top w:w="15" w:type="dxa"/>
             <w:left w:w="15" w:type="dxa"/>
@@ -2482,7 +2550,7 @@
               <w:spacing w:line="312" w:lineRule="auto"/>
               <w:jc w:val="center"/>
               <w:rPr>
-                <w:color w:val="0000FF"/>
+                <w:color w:val="auto"/>
                 <w:kern w:val="0"/>
                 <w:sz w:val="18"/>
                 <w:szCs w:val="18"/>
@@ -2491,7 +2559,7 @@
             <w:r>
               <w:rPr>
                 <w:rFonts w:hint="eastAsia"/>
-                <w:color w:val="0000FF"/>
+                <w:color w:val="auto"/>
                 <w:kern w:val="0"/>
                 <w:sz w:val="18"/>
                 <w:szCs w:val="18"/>
@@ -2512,7 +2580,7 @@
               <w:spacing w:line="312" w:lineRule="auto"/>
               <w:jc w:val="center"/>
               <w:rPr>
-                <w:color w:val="0000FF"/>
+                <w:color w:val="auto"/>
                 <w:kern w:val="0"/>
                 <w:sz w:val="18"/>
                 <w:szCs w:val="18"/>
@@ -2521,7 +2589,7 @@
             <w:r>
               <w:rPr>
                 <w:rFonts w:hint="eastAsia"/>
-                <w:color w:val="0000FF"/>
+                <w:color w:val="auto"/>
                 <w:kern w:val="0"/>
                 <w:sz w:val="18"/>
                 <w:szCs w:val="18"/>
@@ -2537,7 +2605,7 @@
         <w:ind w:firstLine="420" w:firstLineChars="200"/>
         <w:rPr>
           <w:i/>
-          <w:color w:val="0000FF"/>
+          <w:color w:val="auto"/>
         </w:rPr>
       </w:pPr>
     </w:p>
@@ -2547,6 +2615,7 @@
         <w:spacing w:before="120" w:after="120" w:line="312" w:lineRule="auto"/>
         <w:rPr>
           <w:rFonts w:ascii="Times New Roman" w:hAnsi="Times New Roman"/>
+          <w:color w:val="auto"/>
           <w:sz w:val="24"/>
           <w:szCs w:val="24"/>
         </w:rPr>
@@ -2555,6 +2624,7 @@
       <w:r>
         <w:rPr>
           <w:rFonts w:hint="eastAsia" w:ascii="Times New Roman" w:hAnsi="Times New Roman"/>
+          <w:color w:val="auto"/>
           <w:sz w:val="24"/>
           <w:szCs w:val="24"/>
         </w:rPr>
@@ -2566,11 +2636,15 @@
       <w:pPr>
         <w:spacing w:line="312" w:lineRule="auto"/>
         <w:ind w:firstLineChars="200"/>
+        <w:rPr>
+          <w:color w:val="auto"/>
+        </w:rPr>
       </w:pPr>
       <w:bookmarkStart w:id="4" w:name="_Toc239671770"/>
       <w:r>
         <w:rPr>
           <w:rFonts w:hint="eastAsia"/>
+          <w:color w:val="auto"/>
         </w:rPr>
         <w:t>黑盒设计以等价类划分与边界值分析为主，辅以错误推测、判定表与组合覆盖：几何子模块重点覆盖函数文档声明的输入形状与数值边界（深度下界 0、eps 阈值、point_mask 判定规则等）；图像子模块重点覆盖颜色模式（RGB、RGBA、P）、缩放模式（crop、pad）与目标尺寸边界。白盒侧以被测函数的分支为覆盖目标，only_points_cam 分支、distortion_params 为 None 与零值两条路径、extra_params 反畸变分支均有对应用例。自动化统一使用 Python 标准库 unittest，不引入第三方框架；用例编号、测试函数 docstring、执行日志与缺陷编号四者互相可追溯。</w:t>
       </w:r>
@@ -2581,6 +2655,7 @@
         <w:spacing w:before="120" w:after="120" w:line="312" w:lineRule="auto"/>
         <w:rPr>
           <w:rFonts w:ascii="Times New Roman" w:hAnsi="Times New Roman"/>
+          <w:color w:val="auto"/>
           <w:sz w:val="24"/>
           <w:szCs w:val="24"/>
         </w:rPr>
@@ -2588,6 +2663,7 @@
       <w:r>
         <w:rPr>
           <w:rFonts w:hint="eastAsia" w:ascii="Times New Roman" w:hAnsi="Times New Roman"/>
+          <w:color w:val="auto"/>
           <w:sz w:val="24"/>
           <w:szCs w:val="24"/>
         </w:rPr>
@@ -2599,12 +2675,16 @@
       <w:pPr>
         <w:spacing w:line="312" w:lineRule="auto"/>
         <w:ind w:firstLineChars="200"/>
+        <w:rPr>
+          <w:color w:val="auto"/>
+        </w:rPr>
       </w:pPr>
       <w:bookmarkStart w:id="5" w:name="_Toc239671771"/>
       <w:bookmarkStart w:id="6" w:name="_Toc35958953"/>
       <w:r>
         <w:rPr>
           <w:rFonts w:hint="eastAsia"/>
+          <w:color w:val="auto"/>
         </w:rPr>
         <w:t>模块一的两个子模块在不同测试机与环境下完成，报告按原始记录分别列示，不合并成一套虚构配置。</w:t>
       </w:r>
@@ -2669,12 +2749,14 @@
               <w:rPr>
                 <w:b/>
                 <w:bCs/>
+                <w:color w:val="auto"/>
               </w:rPr>
             </w:pPr>
             <w:r>
               <w:rPr>
                 <w:rFonts w:hint="eastAsia"/>
                 <w:b/>
+                <w:color w:val="auto"/>
               </w:rPr>
               <w:t>子模块</w:t>
             </w:r>
@@ -2691,12 +2773,14 @@
               <w:rPr>
                 <w:b/>
                 <w:bCs/>
+                <w:color w:val="auto"/>
               </w:rPr>
             </w:pPr>
             <w:r>
               <w:rPr>
                 <w:rFonts w:hint="eastAsia"/>
                 <w:b/>
+                <w:color w:val="auto"/>
               </w:rPr>
               <w:t>操作系统与硬件</w:t>
             </w:r>
@@ -2713,12 +2797,14 @@
               <w:rPr>
                 <w:b/>
                 <w:bCs/>
+                <w:color w:val="auto"/>
               </w:rPr>
             </w:pPr>
             <w:r>
               <w:rPr>
                 <w:rFonts w:hint="eastAsia"/>
                 <w:b/>
+                <w:color w:val="auto"/>
               </w:rPr>
               <w:t>软件环境</w:t>
             </w:r>
@@ -2735,12 +2821,14 @@
               <w:rPr>
                 <w:b/>
                 <w:bCs/>
+                <w:color w:val="auto"/>
               </w:rPr>
             </w:pPr>
             <w:r>
               <w:rPr>
                 <w:rFonts w:hint="eastAsia"/>
                 <w:b/>
+                <w:color w:val="auto"/>
               </w:rPr>
               <w:t>测试时间</w:t>
             </w:r>
@@ -2775,10 +2863,14 @@
           <w:p>
             <w:pPr>
               <w:jc w:val="center"/>
-            </w:pPr>
-            <w:r>
-              <w:rPr>
-                <w:rFonts w:hint="eastAsia"/>
+              <w:rPr>
+                <w:color w:val="auto"/>
+              </w:rPr>
+            </w:pPr>
+            <w:r>
+              <w:rPr>
+                <w:rFonts w:hint="eastAsia"/>
+                <w:color w:val="auto"/>
               </w:rPr>
               <w:t>几何坐标转换</w:t>
             </w:r>
@@ -2790,9 +2882,15 @@
             <w:vAlign w:val="center"/>
           </w:tcPr>
           <w:p>
-            <w:r>
-              <w:rPr>
-                <w:rFonts w:hint="eastAsia"/>
+            <w:pPr>
+              <w:rPr>
+                <w:color w:val="auto"/>
+              </w:rPr>
+            </w:pPr>
+            <w:r>
+              <w:rPr>
+                <w:rFonts w:hint="eastAsia"/>
+                <w:color w:val="auto"/>
               </w:rPr>
               <w:t>Windows 11 家庭中文版（10.0.26100）；i7-12700H；内存 31.8 GB；RTX 3070 Laptop，驱动 32.0.16.1047</w:t>
             </w:r>
@@ -2804,9 +2902,15 @@
             <w:vAlign w:val="center"/>
           </w:tcPr>
           <w:p>
-            <w:r>
-              <w:rPr>
-                <w:rFonts w:hint="eastAsia"/>
+            <w:pPr>
+              <w:rPr>
+                <w:color w:val="auto"/>
+              </w:rPr>
+            </w:pPr>
+            <w:r>
+              <w:rPr>
+                <w:rFonts w:hint="eastAsia"/>
+                <w:color w:val="auto"/>
               </w:rPr>
               <w:t>Conda 环境 Pytorch_Vggt；Python 3.10.20；NumPy 2.2.6；PyTorch 2.8.0+cu128（CUDA 12.8）</w:t>
             </w:r>
@@ -2818,9 +2922,15 @@
             <w:vAlign w:val="center"/>
           </w:tcPr>
           <w:p>
-            <w:r>
-              <w:rPr>
-                <w:rFonts w:hint="eastAsia"/>
+            <w:pPr>
+              <w:rPr>
+                <w:color w:val="auto"/>
+              </w:rPr>
+            </w:pPr>
+            <w:r>
+              <w:rPr>
+                <w:rFonts w:hint="eastAsia"/>
+                <w:color w:val="auto"/>
               </w:rPr>
               <w:t>2026-09-10 至 2026-09-14</w:t>
             </w:r>
@@ -2855,10 +2965,14 @@
           <w:p>
             <w:pPr>
               <w:jc w:val="center"/>
-            </w:pPr>
-            <w:r>
-              <w:rPr>
-                <w:rFonts w:hint="eastAsia"/>
+              <w:rPr>
+                <w:color w:val="auto"/>
+              </w:rPr>
+            </w:pPr>
+            <w:r>
+              <w:rPr>
+                <w:rFonts w:hint="eastAsia"/>
+                <w:color w:val="auto"/>
               </w:rPr>
               <w:t>图像加载与预处理</w:t>
             </w:r>
@@ -2870,9 +2984,15 @@
             <w:vAlign w:val="center"/>
           </w:tcPr>
           <w:p>
-            <w:r>
-              <w:rPr>
-                <w:rFonts w:hint="eastAsia"/>
+            <w:pPr>
+              <w:rPr>
+                <w:color w:val="auto"/>
+              </w:rPr>
+            </w:pPr>
+            <w:r>
+              <w:rPr>
+                <w:rFonts w:hint="eastAsia"/>
+                <w:color w:val="auto"/>
               </w:rPr>
               <w:t>Windows 11 专业版（另一台测试机）</w:t>
             </w:r>
@@ -2884,9 +3004,15 @@
             <w:vAlign w:val="center"/>
           </w:tcPr>
           <w:p>
-            <w:r>
-              <w:rPr>
-                <w:rFonts w:hint="eastAsia"/>
+            <w:pPr>
+              <w:rPr>
+                <w:color w:val="auto"/>
+              </w:rPr>
+            </w:pPr>
+            <w:r>
+              <w:rPr>
+                <w:rFonts w:hint="eastAsia"/>
+                <w:color w:val="auto"/>
               </w:rPr>
               <w:t>项目自带 .venv；Python 3.12.6；unittest；PyTorch / torchvision / Pillow</w:t>
             </w:r>
@@ -2898,9 +3024,15 @@
             <w:vAlign w:val="center"/>
           </w:tcPr>
           <w:p>
-            <w:r>
-              <w:rPr>
-                <w:rFonts w:hint="eastAsia"/>
+            <w:pPr>
+              <w:rPr>
+                <w:color w:val="auto"/>
+              </w:rPr>
+            </w:pPr>
+            <w:r>
+              <w:rPr>
+                <w:rFonts w:hint="eastAsia"/>
+                <w:color w:val="auto"/>
               </w:rPr>
               <w:t>2026-09-11 复现；2026-09-14 复核</w:t>
             </w:r>
@@ -2912,10 +3044,14 @@
       <w:pPr>
         <w:spacing w:line="312" w:lineRule="auto"/>
         <w:ind w:firstLineChars="200"/>
+        <w:rPr>
+          <w:color w:val="auto"/>
+        </w:rPr>
       </w:pPr>
       <w:r>
         <w:rPr>
           <w:rFonts w:hint="eastAsia"/>
+          <w:color w:val="auto"/>
         </w:rPr>
         <w:t>测试代码的运行条件：两个子模块的测试均不加载模型权重、不使用 GPU，可直接在 CPU 上重复执行。几何子模块使用 Python 3.10.20 自带的 unittest，被测源码由外层脚本通过 PYTHONPATH 注入，未为可测性修改任何被测文件；图像子模块使用项目自带 .venv 与 unittest，并由 PowerShell 脚本提供一键入口。</w:t>
       </w:r>
@@ -2925,6 +3061,7 @@
         <w:pStyle w:val="2"/>
         <w:spacing w:before="240" w:after="240" w:line="312" w:lineRule="auto"/>
         <w:rPr>
+          <w:color w:val="auto"/>
           <w:sz w:val="28"/>
           <w:szCs w:val="28"/>
         </w:rPr>
@@ -2932,6 +3069,7 @@
       <w:r>
         <w:rPr>
           <w:rFonts w:hint="eastAsia"/>
+          <w:color w:val="auto"/>
           <w:sz w:val="28"/>
           <w:szCs w:val="28"/>
         </w:rPr>
@@ -2946,6 +3084,7 @@
         <w:spacing w:before="120" w:after="120" w:line="312" w:lineRule="auto"/>
         <w:rPr>
           <w:rFonts w:ascii="Times New Roman" w:hAnsi="Times New Roman"/>
+          <w:color w:val="auto"/>
           <w:sz w:val="24"/>
           <w:szCs w:val="24"/>
         </w:rPr>
@@ -2954,6 +3093,7 @@
       <w:r>
         <w:rPr>
           <w:rFonts w:hint="eastAsia" w:ascii="Times New Roman" w:hAnsi="Times New Roman"/>
+          <w:color w:val="auto"/>
           <w:sz w:val="24"/>
           <w:szCs w:val="24"/>
         </w:rPr>
@@ -3025,7 +3165,7 @@
               <w:rPr>
                 <w:b/>
                 <w:bCs/>
-                <w:color w:val="0000FF"/>
+                <w:color w:val="auto"/>
                 <w:kern w:val="0"/>
                 <w:sz w:val="18"/>
                 <w:szCs w:val="18"/>
@@ -3036,7 +3176,7 @@
                 <w:rFonts w:hint="eastAsia"/>
                 <w:b/>
                 <w:bCs/>
-                <w:color w:val="0000FF"/>
+                <w:color w:val="auto"/>
                 <w:kern w:val="0"/>
                 <w:sz w:val="18"/>
                 <w:szCs w:val="18"/>
@@ -3059,7 +3199,7 @@
               <w:rPr>
                 <w:b/>
                 <w:bCs/>
-                <w:color w:val="0000FF"/>
+                <w:color w:val="auto"/>
                 <w:kern w:val="0"/>
                 <w:sz w:val="18"/>
                 <w:szCs w:val="18"/>
@@ -3070,7 +3210,7 @@
                 <w:rFonts w:hint="eastAsia"/>
                 <w:b/>
                 <w:bCs/>
-                <w:color w:val="0000FF"/>
+                <w:color w:val="auto"/>
                 <w:kern w:val="0"/>
                 <w:sz w:val="18"/>
                 <w:szCs w:val="18"/>
@@ -3093,7 +3233,7 @@
               <w:rPr>
                 <w:b/>
                 <w:bCs/>
-                <w:color w:val="0000FF"/>
+                <w:color w:val="auto"/>
                 <w:kern w:val="0"/>
                 <w:sz w:val="18"/>
                 <w:szCs w:val="18"/>
@@ -3104,7 +3244,7 @@
                 <w:rFonts w:hint="eastAsia"/>
                 <w:b/>
                 <w:bCs/>
-                <w:color w:val="0000FF"/>
+                <w:color w:val="auto"/>
                 <w:kern w:val="0"/>
                 <w:sz w:val="18"/>
                 <w:szCs w:val="18"/>
@@ -3127,7 +3267,7 @@
               <w:rPr>
                 <w:b/>
                 <w:bCs/>
-                <w:color w:val="0000FF"/>
+                <w:color w:val="auto"/>
                 <w:kern w:val="0"/>
                 <w:sz w:val="18"/>
                 <w:szCs w:val="18"/>
@@ -3138,12 +3278,564 @@
                 <w:rFonts w:hint="eastAsia"/>
                 <w:b/>
                 <w:bCs/>
-                <w:color w:val="0000FF"/>
+                <w:color w:val="auto"/>
                 <w:kern w:val="0"/>
                 <w:sz w:val="18"/>
                 <w:szCs w:val="18"/>
               </w:rPr>
               <w:t>已自动化数</w:t>
+            </w:r>
+          </w:p>
+        </w:tc>
+      </w:tr>
+      <w:tr>
+        <w:tblPrEx>
+          <w:tblBorders>
+            <w:top w:val="single" w:color="999999" w:sz="4" w:space="0"/>
+            <w:left w:val="single" w:color="999999" w:sz="4" w:space="0"/>
+            <w:bottom w:val="single" w:color="999999" w:sz="4" w:space="0"/>
+            <w:right w:val="single" w:color="999999" w:sz="4" w:space="0"/>
+            <w:insideH w:val="single" w:color="999999" w:sz="4" w:space="0"/>
+            <w:insideV w:val="single" w:color="999999" w:sz="4" w:space="0"/>
+          </w:tblBorders>
+          <w:tblCellMar>
+            <w:top w:w="15" w:type="dxa"/>
+            <w:left w:w="15" w:type="dxa"/>
+            <w:bottom w:w="15" w:type="dxa"/>
+            <w:right w:w="15" w:type="dxa"/>
+          </w:tblCellMar>
+        </w:tblPrEx>
+        <w:trPr>
+          <w:jc w:val="center"/>
+        </w:trPr>
+        <w:tc>
+          <w:tcPr>
+            <w:tcW w:w="2263" w:type="dxa"/>
+            <w:shd w:val="clear" w:color="auto" w:fill="FFFFFF"/>
+            <w:vAlign w:val="center"/>
+          </w:tcPr>
+          <w:p>
+            <w:pPr>
+              <w:widowControl/>
+              <w:spacing w:line="312" w:lineRule="auto"/>
+              <w:jc w:val="center"/>
+              <w:rPr>
+                <w:color w:val="auto"/>
+                <w:kern w:val="0"/>
+                <w:sz w:val="18"/>
+                <w:szCs w:val="18"/>
+              </w:rPr>
+            </w:pPr>
+            <w:r>
+              <w:rPr>
+                <w:rFonts w:hint="eastAsia"/>
+                <w:color w:val="auto"/>
+                <w:kern w:val="0"/>
+                <w:sz w:val="18"/>
+                <w:szCs w:val="18"/>
+              </w:rPr>
+              <w:t>等价类划分</w:t>
+            </w:r>
+          </w:p>
+        </w:tc>
+        <w:tc>
+          <w:tcPr>
+            <w:tcW w:w="2011" w:type="dxa"/>
+            <w:shd w:val="clear" w:color="auto" w:fill="FFFFFF"/>
+            <w:vAlign w:val="center"/>
+          </w:tcPr>
+          <w:p>
+            <w:pPr>
+              <w:widowControl/>
+              <w:spacing w:line="312" w:lineRule="auto"/>
+              <w:jc w:val="center"/>
+              <w:rPr>
+                <w:color w:val="auto"/>
+                <w:kern w:val="0"/>
+                <w:sz w:val="18"/>
+                <w:szCs w:val="18"/>
+              </w:rPr>
+            </w:pPr>
+            <w:r>
+              <w:rPr>
+                <w:color w:val="auto"/>
+                <w:kern w:val="0"/>
+                <w:sz w:val="18"/>
+                <w:szCs w:val="18"/>
+              </w:rPr>
+              <w:t>27</w:t>
+            </w:r>
+          </w:p>
+        </w:tc>
+        <w:tc>
+          <w:tcPr>
+            <w:tcW w:w="2011" w:type="dxa"/>
+            <w:shd w:val="clear" w:color="auto" w:fill="FFFFFF"/>
+            <w:vAlign w:val="center"/>
+          </w:tcPr>
+          <w:p>
+            <w:pPr>
+              <w:widowControl/>
+              <w:spacing w:line="312" w:lineRule="auto"/>
+              <w:jc w:val="center"/>
+              <w:rPr>
+                <w:color w:val="auto"/>
+                <w:kern w:val="0"/>
+                <w:sz w:val="18"/>
+                <w:szCs w:val="18"/>
+              </w:rPr>
+            </w:pPr>
+            <w:r>
+              <w:rPr>
+                <w:color w:val="auto"/>
+                <w:kern w:val="0"/>
+                <w:sz w:val="18"/>
+                <w:szCs w:val="18"/>
+              </w:rPr>
+              <w:t>57.4%</w:t>
+            </w:r>
+          </w:p>
+        </w:tc>
+        <w:tc>
+          <w:tcPr>
+            <w:tcW w:w="2011" w:type="dxa"/>
+            <w:shd w:val="clear" w:color="auto" w:fill="FFFFFF"/>
+            <w:vAlign w:val="center"/>
+          </w:tcPr>
+          <w:p>
+            <w:pPr>
+              <w:widowControl/>
+              <w:spacing w:line="312" w:lineRule="auto"/>
+              <w:jc w:val="center"/>
+              <w:rPr>
+                <w:color w:val="auto"/>
+                <w:kern w:val="0"/>
+                <w:sz w:val="18"/>
+                <w:szCs w:val="18"/>
+              </w:rPr>
+            </w:pPr>
+            <w:r>
+              <w:rPr>
+                <w:color w:val="auto"/>
+                <w:kern w:val="0"/>
+                <w:sz w:val="18"/>
+                <w:szCs w:val="18"/>
+              </w:rPr>
+              <w:t>27</w:t>
+            </w:r>
+          </w:p>
+        </w:tc>
+      </w:tr>
+      <w:tr>
+        <w:tblPrEx>
+          <w:tblBorders>
+            <w:top w:val="single" w:color="999999" w:sz="4" w:space="0"/>
+            <w:left w:val="single" w:color="999999" w:sz="4" w:space="0"/>
+            <w:bottom w:val="single" w:color="999999" w:sz="4" w:space="0"/>
+            <w:right w:val="single" w:color="999999" w:sz="4" w:space="0"/>
+            <w:insideH w:val="single" w:color="999999" w:sz="4" w:space="0"/>
+            <w:insideV w:val="single" w:color="999999" w:sz="4" w:space="0"/>
+          </w:tblBorders>
+          <w:tblCellMar>
+            <w:top w:w="15" w:type="dxa"/>
+            <w:left w:w="15" w:type="dxa"/>
+            <w:bottom w:w="15" w:type="dxa"/>
+            <w:right w:w="15" w:type="dxa"/>
+          </w:tblCellMar>
+        </w:tblPrEx>
+        <w:trPr>
+          <w:jc w:val="center"/>
+        </w:trPr>
+        <w:tc>
+          <w:tcPr>
+            <w:tcW w:w="2263" w:type="dxa"/>
+            <w:shd w:val="clear" w:color="auto" w:fill="FFFFFF"/>
+            <w:vAlign w:val="center"/>
+          </w:tcPr>
+          <w:p>
+            <w:pPr>
+              <w:widowControl/>
+              <w:spacing w:line="312" w:lineRule="auto"/>
+              <w:jc w:val="center"/>
+              <w:rPr>
+                <w:color w:val="auto"/>
+                <w:kern w:val="0"/>
+                <w:sz w:val="18"/>
+                <w:szCs w:val="18"/>
+              </w:rPr>
+            </w:pPr>
+            <w:r>
+              <w:rPr>
+                <w:rFonts w:hint="eastAsia"/>
+                <w:color w:val="auto"/>
+                <w:kern w:val="0"/>
+                <w:sz w:val="18"/>
+                <w:szCs w:val="18"/>
+              </w:rPr>
+              <w:t>边界值分析</w:t>
+            </w:r>
+          </w:p>
+        </w:tc>
+        <w:tc>
+          <w:tcPr>
+            <w:tcW w:w="2011" w:type="dxa"/>
+            <w:shd w:val="clear" w:color="auto" w:fill="FFFFFF"/>
+            <w:vAlign w:val="center"/>
+          </w:tcPr>
+          <w:p>
+            <w:pPr>
+              <w:widowControl/>
+              <w:spacing w:line="312" w:lineRule="auto"/>
+              <w:jc w:val="center"/>
+              <w:rPr>
+                <w:color w:val="auto"/>
+                <w:kern w:val="0"/>
+                <w:sz w:val="18"/>
+                <w:szCs w:val="18"/>
+              </w:rPr>
+            </w:pPr>
+            <w:r>
+              <w:rPr>
+                <w:color w:val="auto"/>
+                <w:kern w:val="0"/>
+                <w:sz w:val="18"/>
+                <w:szCs w:val="18"/>
+              </w:rPr>
+              <w:t>11</w:t>
+            </w:r>
+          </w:p>
+        </w:tc>
+        <w:tc>
+          <w:tcPr>
+            <w:tcW w:w="2011" w:type="dxa"/>
+            <w:shd w:val="clear" w:color="auto" w:fill="FFFFFF"/>
+            <w:vAlign w:val="center"/>
+          </w:tcPr>
+          <w:p>
+            <w:pPr>
+              <w:widowControl/>
+              <w:spacing w:line="312" w:lineRule="auto"/>
+              <w:jc w:val="center"/>
+              <w:rPr>
+                <w:color w:val="auto"/>
+                <w:kern w:val="0"/>
+                <w:sz w:val="18"/>
+                <w:szCs w:val="18"/>
+              </w:rPr>
+            </w:pPr>
+            <w:r>
+              <w:rPr>
+                <w:color w:val="auto"/>
+                <w:kern w:val="0"/>
+                <w:sz w:val="18"/>
+                <w:szCs w:val="18"/>
+              </w:rPr>
+              <w:t>23.4%</w:t>
+            </w:r>
+          </w:p>
+        </w:tc>
+        <w:tc>
+          <w:tcPr>
+            <w:tcW w:w="2011" w:type="dxa"/>
+            <w:shd w:val="clear" w:color="auto" w:fill="FFFFFF"/>
+            <w:vAlign w:val="center"/>
+          </w:tcPr>
+          <w:p>
+            <w:pPr>
+              <w:widowControl/>
+              <w:spacing w:line="312" w:lineRule="auto"/>
+              <w:jc w:val="center"/>
+              <w:rPr>
+                <w:color w:val="auto"/>
+                <w:kern w:val="0"/>
+                <w:sz w:val="18"/>
+                <w:szCs w:val="18"/>
+              </w:rPr>
+            </w:pPr>
+            <w:r>
+              <w:rPr>
+                <w:color w:val="auto"/>
+                <w:kern w:val="0"/>
+                <w:sz w:val="18"/>
+                <w:szCs w:val="18"/>
+              </w:rPr>
+              <w:t>11</w:t>
+            </w:r>
+          </w:p>
+        </w:tc>
+      </w:tr>
+      <w:tr>
+        <w:tblPrEx>
+          <w:tblBorders>
+            <w:top w:val="single" w:color="999999" w:sz="4" w:space="0"/>
+            <w:left w:val="single" w:color="999999" w:sz="4" w:space="0"/>
+            <w:bottom w:val="single" w:color="999999" w:sz="4" w:space="0"/>
+            <w:right w:val="single" w:color="999999" w:sz="4" w:space="0"/>
+            <w:insideH w:val="single" w:color="999999" w:sz="4" w:space="0"/>
+            <w:insideV w:val="single" w:color="999999" w:sz="4" w:space="0"/>
+          </w:tblBorders>
+          <w:tblCellMar>
+            <w:top w:w="15" w:type="dxa"/>
+            <w:left w:w="15" w:type="dxa"/>
+            <w:bottom w:w="15" w:type="dxa"/>
+            <w:right w:w="15" w:type="dxa"/>
+          </w:tblCellMar>
+        </w:tblPrEx>
+        <w:trPr>
+          <w:jc w:val="center"/>
+        </w:trPr>
+        <w:tc>
+          <w:tcPr>
+            <w:tcW w:w="2263" w:type="dxa"/>
+            <w:shd w:val="clear" w:color="auto" w:fill="FFFFFF"/>
+            <w:vAlign w:val="center"/>
+          </w:tcPr>
+          <w:p>
+            <w:pPr>
+              <w:widowControl/>
+              <w:spacing w:line="312" w:lineRule="auto"/>
+              <w:jc w:val="center"/>
+              <w:rPr>
+                <w:color w:val="auto"/>
+                <w:kern w:val="0"/>
+                <w:sz w:val="18"/>
+                <w:szCs w:val="18"/>
+              </w:rPr>
+            </w:pPr>
+            <w:r>
+              <w:rPr>
+                <w:rFonts w:hint="eastAsia"/>
+                <w:color w:val="auto"/>
+                <w:kern w:val="0"/>
+                <w:sz w:val="18"/>
+                <w:szCs w:val="18"/>
+              </w:rPr>
+              <w:t>组合覆盖</w:t>
+            </w:r>
+          </w:p>
+        </w:tc>
+        <w:tc>
+          <w:tcPr>
+            <w:tcW w:w="2011" w:type="dxa"/>
+            <w:shd w:val="clear" w:color="auto" w:fill="FFFFFF"/>
+            <w:vAlign w:val="center"/>
+          </w:tcPr>
+          <w:p>
+            <w:pPr>
+              <w:widowControl/>
+              <w:spacing w:line="312" w:lineRule="auto"/>
+              <w:jc w:val="center"/>
+              <w:rPr>
+                <w:color w:val="auto"/>
+                <w:kern w:val="0"/>
+                <w:sz w:val="18"/>
+                <w:szCs w:val="18"/>
+              </w:rPr>
+            </w:pPr>
+            <w:r>
+              <w:rPr>
+                <w:color w:val="auto"/>
+                <w:kern w:val="0"/>
+                <w:sz w:val="18"/>
+                <w:szCs w:val="18"/>
+              </w:rPr>
+              <w:t>5</w:t>
+            </w:r>
+          </w:p>
+        </w:tc>
+        <w:tc>
+          <w:tcPr>
+            <w:tcW w:w="2011" w:type="dxa"/>
+            <w:shd w:val="clear" w:color="auto" w:fill="FFFFFF"/>
+            <w:vAlign w:val="center"/>
+          </w:tcPr>
+          <w:p>
+            <w:pPr>
+              <w:widowControl/>
+              <w:spacing w:line="312" w:lineRule="auto"/>
+              <w:jc w:val="center"/>
+              <w:rPr>
+                <w:color w:val="auto"/>
+                <w:kern w:val="0"/>
+                <w:sz w:val="18"/>
+                <w:szCs w:val="18"/>
+              </w:rPr>
+            </w:pPr>
+            <w:r>
+              <w:rPr>
+                <w:color w:val="auto"/>
+                <w:kern w:val="0"/>
+                <w:sz w:val="18"/>
+                <w:szCs w:val="18"/>
+              </w:rPr>
+              <w:t>10.6%</w:t>
+            </w:r>
+          </w:p>
+        </w:tc>
+        <w:tc>
+          <w:tcPr>
+            <w:tcW w:w="2011" w:type="dxa"/>
+            <w:shd w:val="clear" w:color="auto" w:fill="FFFFFF"/>
+            <w:vAlign w:val="center"/>
+          </w:tcPr>
+          <w:p>
+            <w:pPr>
+              <w:widowControl/>
+              <w:spacing w:line="312" w:lineRule="auto"/>
+              <w:jc w:val="center"/>
+              <w:rPr>
+                <w:color w:val="auto"/>
+                <w:kern w:val="0"/>
+                <w:sz w:val="18"/>
+                <w:szCs w:val="18"/>
+              </w:rPr>
+            </w:pPr>
+            <w:r>
+              <w:rPr>
+                <w:color w:val="auto"/>
+                <w:kern w:val="0"/>
+                <w:sz w:val="18"/>
+                <w:szCs w:val="18"/>
+              </w:rPr>
+              <w:t>5</w:t>
+            </w:r>
+          </w:p>
+        </w:tc>
+      </w:tr>
+      <w:tr>
+        <w:tblPrEx>
+          <w:tblBorders>
+            <w:top w:val="single" w:color="999999" w:sz="4" w:space="0"/>
+            <w:left w:val="single" w:color="999999" w:sz="4" w:space="0"/>
+            <w:bottom w:val="single" w:color="999999" w:sz="4" w:space="0"/>
+            <w:right w:val="single" w:color="999999" w:sz="4" w:space="0"/>
+            <w:insideH w:val="single" w:color="999999" w:sz="4" w:space="0"/>
+            <w:insideV w:val="single" w:color="999999" w:sz="4" w:space="0"/>
+          </w:tblBorders>
+          <w:tblCellMar>
+            <w:top w:w="15" w:type="dxa"/>
+            <w:left w:w="15" w:type="dxa"/>
+            <w:bottom w:w="15" w:type="dxa"/>
+            <w:right w:w="15" w:type="dxa"/>
+          </w:tblCellMar>
+        </w:tblPrEx>
+        <w:trPr>
+          <w:jc w:val="center"/>
+        </w:trPr>
+        <w:tc>
+          <w:tcPr>
+            <w:tcW w:w="2263" w:type="dxa"/>
+            <w:shd w:val="clear" w:color="auto" w:fill="FFFFFF"/>
+            <w:vAlign w:val="center"/>
+          </w:tcPr>
+          <w:p>
+            <w:pPr>
+              <w:widowControl/>
+              <w:spacing w:line="312" w:lineRule="auto"/>
+              <w:jc w:val="center"/>
+              <w:rPr>
+                <w:color w:val="auto"/>
+                <w:kern w:val="0"/>
+                <w:sz w:val="18"/>
+                <w:szCs w:val="18"/>
+              </w:rPr>
+            </w:pPr>
+            <w:r>
+              <w:rPr>
+                <w:rFonts w:hint="eastAsia"/>
+                <w:color w:val="auto"/>
+                <w:kern w:val="0"/>
+                <w:sz w:val="18"/>
+                <w:szCs w:val="18"/>
+              </w:rPr>
+              <w:t>错误推测</w:t>
+            </w:r>
+          </w:p>
+        </w:tc>
+        <w:tc>
+          <w:tcPr>
+            <w:tcW w:w="2011" w:type="dxa"/>
+            <w:shd w:val="clear" w:color="auto" w:fill="FFFFFF"/>
+            <w:vAlign w:val="center"/>
+          </w:tcPr>
+          <w:p>
+            <w:pPr>
+              <w:widowControl/>
+              <w:spacing w:line="312" w:lineRule="auto"/>
+              <w:jc w:val="center"/>
+              <w:rPr>
+                <w:color w:val="auto"/>
+                <w:kern w:val="0"/>
+                <w:sz w:val="18"/>
+                <w:szCs w:val="18"/>
+              </w:rPr>
+            </w:pPr>
+            <w:r>
+              <w:rPr>
+                <w:color w:val="auto"/>
+                <w:kern w:val="0"/>
+                <w:sz w:val="18"/>
+                <w:szCs w:val="18"/>
+              </w:rPr>
+              <w:t>2</w:t>
+            </w:r>
+          </w:p>
+        </w:tc>
+        <w:tc>
+          <w:tcPr>
+            <w:tcW w:w="2011" w:type="dxa"/>
+            <w:shd w:val="clear" w:color="auto" w:fill="FFFFFF"/>
+            <w:vAlign w:val="center"/>
+          </w:tcPr>
+          <w:p>
+            <w:pPr>
+              <w:widowControl/>
+              <w:spacing w:line="312" w:lineRule="auto"/>
+              <w:jc w:val="center"/>
+              <w:rPr>
+                <w:color w:val="auto"/>
+                <w:kern w:val="0"/>
+                <w:sz w:val="18"/>
+                <w:szCs w:val="18"/>
+              </w:rPr>
+            </w:pPr>
+            <w:r>
+              <w:rPr>
+                <w:color w:val="auto"/>
+                <w:kern w:val="0"/>
+                <w:sz w:val="18"/>
+                <w:szCs w:val="18"/>
+              </w:rPr>
+              <w:t>4.3%</w:t>
+            </w:r>
+          </w:p>
+        </w:tc>
+        <w:tc>
+          <w:tcPr>
+            <w:tcW w:w="2011" w:type="dxa"/>
+            <w:shd w:val="clear" w:color="auto" w:fill="FFFFFF"/>
+            <w:vAlign w:val="center"/>
+          </w:tcPr>
+          <w:p>
+            <w:pPr>
+              <w:widowControl/>
+              <w:spacing w:line="312" w:lineRule="auto"/>
+              <w:jc w:val="center"/>
+              <w:rPr>
+                <w:color w:val="auto"/>
+                <w:kern w:val="0"/>
+                <w:sz w:val="18"/>
+                <w:szCs w:val="18"/>
+              </w:rPr>
+            </w:pPr>
+            <w:r>
+              <w:rPr>
+                <w:color w:val="auto"/>
+                <w:kern w:val="0"/>
+                <w:sz w:val="18"/>
+                <w:szCs w:val="18"/>
+              </w:rPr>
+              <w:t>2</w:t>
             </w:r>
           </w:p>
         </w:tc>
@@ -3181,7 +3873,7 @@
               <w:spacing w:line="312" w:lineRule="auto"/>
               <w:jc w:val="center"/>
               <w:rPr>
-                <w:color w:val="0000FF"/>
+                <w:color w:val="auto"/>
                 <w:kern w:val="0"/>
                 <w:sz w:val="18"/>
                 <w:szCs w:val="18"/>
@@ -3190,12 +3882,12 @@
             <w:r>
               <w:rPr>
                 <w:rFonts w:hint="eastAsia"/>
-                <w:color w:val="0000FF"/>
+                <w:color w:val="auto"/>
                 <w:kern w:val="0"/>
                 <w:sz w:val="18"/>
                 <w:szCs w:val="18"/>
               </w:rPr>
-              <w:t>等价类划分</w:t>
+              <w:t>判定表</w:t>
             </w:r>
           </w:p>
         </w:tc>
@@ -3211,7 +3903,7 @@
               <w:spacing w:line="312" w:lineRule="auto"/>
               <w:jc w:val="center"/>
               <w:rPr>
-                <w:color w:val="0000FF"/>
+                <w:color w:val="auto"/>
                 <w:kern w:val="0"/>
                 <w:sz w:val="18"/>
                 <w:szCs w:val="18"/>
@@ -3219,12 +3911,12 @@
             </w:pPr>
             <w:r>
               <w:rPr>
-                <w:color w:val="0000FF"/>
+                <w:color w:val="auto"/>
                 <w:kern w:val="0"/>
                 <w:sz w:val="18"/>
                 <w:szCs w:val="18"/>
               </w:rPr>
-              <w:t>27</w:t>
+              <w:t>2</w:t>
             </w:r>
           </w:p>
         </w:tc>
@@ -3240,7 +3932,7 @@
               <w:spacing w:line="312" w:lineRule="auto"/>
               <w:jc w:val="center"/>
               <w:rPr>
-                <w:color w:val="0000FF"/>
+                <w:color w:val="auto"/>
                 <w:kern w:val="0"/>
                 <w:sz w:val="18"/>
                 <w:szCs w:val="18"/>
@@ -3248,12 +3940,12 @@
             </w:pPr>
             <w:r>
               <w:rPr>
-                <w:color w:val="0000FF"/>
+                <w:color w:val="auto"/>
                 <w:kern w:val="0"/>
                 <w:sz w:val="18"/>
                 <w:szCs w:val="18"/>
               </w:rPr>
-              <w:t>57.4%</w:t>
+              <w:t>4.3%</w:t>
             </w:r>
           </w:p>
         </w:tc>
@@ -3269,7 +3961,7 @@
               <w:spacing w:line="312" w:lineRule="auto"/>
               <w:jc w:val="center"/>
               <w:rPr>
-                <w:color w:val="0000FF"/>
+                <w:color w:val="auto"/>
                 <w:kern w:val="0"/>
                 <w:sz w:val="18"/>
                 <w:szCs w:val="18"/>
@@ -3277,12 +3969,12 @@
             </w:pPr>
             <w:r>
               <w:rPr>
-                <w:color w:val="0000FF"/>
+                <w:color w:val="auto"/>
                 <w:kern w:val="0"/>
                 <w:sz w:val="18"/>
                 <w:szCs w:val="18"/>
               </w:rPr>
-              <w:t>27</w:t>
+              <w:t>2</w:t>
             </w:r>
           </w:p>
         </w:tc>
@@ -3320,7 +4012,7 @@
               <w:spacing w:line="312" w:lineRule="auto"/>
               <w:jc w:val="center"/>
               <w:rPr>
-                <w:color w:val="0000FF"/>
+                <w:color w:val="auto"/>
                 <w:kern w:val="0"/>
                 <w:sz w:val="18"/>
                 <w:szCs w:val="18"/>
@@ -3329,12 +4021,12 @@
             <w:r>
               <w:rPr>
                 <w:rFonts w:hint="eastAsia"/>
-                <w:color w:val="0000FF"/>
+                <w:color w:val="auto"/>
                 <w:kern w:val="0"/>
                 <w:sz w:val="18"/>
                 <w:szCs w:val="18"/>
               </w:rPr>
-              <w:t>边界值分析</w:t>
+              <w:t>合计</w:t>
             </w:r>
           </w:p>
         </w:tc>
@@ -3350,7 +4042,7 @@
               <w:spacing w:line="312" w:lineRule="auto"/>
               <w:jc w:val="center"/>
               <w:rPr>
-                <w:color w:val="0000FF"/>
+                <w:color w:val="auto"/>
                 <w:kern w:val="0"/>
                 <w:sz w:val="18"/>
                 <w:szCs w:val="18"/>
@@ -3358,12 +4050,12 @@
             </w:pPr>
             <w:r>
               <w:rPr>
-                <w:color w:val="0000FF"/>
+                <w:color w:val="auto"/>
                 <w:kern w:val="0"/>
                 <w:sz w:val="18"/>
                 <w:szCs w:val="18"/>
               </w:rPr>
-              <w:t>11</w:t>
+              <w:t>47</w:t>
             </w:r>
           </w:p>
         </w:tc>
@@ -3379,7 +4071,7 @@
               <w:spacing w:line="312" w:lineRule="auto"/>
               <w:jc w:val="center"/>
               <w:rPr>
-                <w:color w:val="0000FF"/>
+                <w:color w:val="auto"/>
                 <w:kern w:val="0"/>
                 <w:sz w:val="18"/>
                 <w:szCs w:val="18"/>
@@ -3387,12 +4079,12 @@
             </w:pPr>
             <w:r>
               <w:rPr>
-                <w:color w:val="0000FF"/>
+                <w:color w:val="auto"/>
                 <w:kern w:val="0"/>
                 <w:sz w:val="18"/>
                 <w:szCs w:val="18"/>
               </w:rPr>
-              <w:t>23.4%</w:t>
+              <w:t>100%</w:t>
             </w:r>
           </w:p>
         </w:tc>
@@ -3408,7 +4100,7 @@
               <w:spacing w:line="312" w:lineRule="auto"/>
               <w:jc w:val="center"/>
               <w:rPr>
-                <w:color w:val="0000FF"/>
+                <w:color w:val="auto"/>
                 <w:kern w:val="0"/>
                 <w:sz w:val="18"/>
                 <w:szCs w:val="18"/>
@@ -3416,564 +4108,8 @@
             </w:pPr>
             <w:r>
               <w:rPr>
-                <w:color w:val="0000FF"/>
-                <w:kern w:val="0"/>
-                <w:sz w:val="18"/>
-                <w:szCs w:val="18"/>
-              </w:rPr>
-              <w:t>11</w:t>
-            </w:r>
-          </w:p>
-        </w:tc>
-      </w:tr>
-      <w:tr>
-        <w:tblPrEx>
-          <w:tblBorders>
-            <w:top w:val="single" w:color="999999" w:sz="4" w:space="0"/>
-            <w:left w:val="single" w:color="999999" w:sz="4" w:space="0"/>
-            <w:bottom w:val="single" w:color="999999" w:sz="4" w:space="0"/>
-            <w:right w:val="single" w:color="999999" w:sz="4" w:space="0"/>
-            <w:insideH w:val="single" w:color="999999" w:sz="4" w:space="0"/>
-            <w:insideV w:val="single" w:color="999999" w:sz="4" w:space="0"/>
-          </w:tblBorders>
-          <w:shd w:val="clear" w:color="auto" w:fill="FFFFFF"/>
-          <w:tblCellMar>
-            <w:top w:w="15" w:type="dxa"/>
-            <w:left w:w="15" w:type="dxa"/>
-            <w:bottom w:w="15" w:type="dxa"/>
-            <w:right w:w="15" w:type="dxa"/>
-          </w:tblCellMar>
-        </w:tblPrEx>
-        <w:trPr>
-          <w:jc w:val="center"/>
-        </w:trPr>
-        <w:tc>
-          <w:tcPr>
-            <w:tcW w:w="2263" w:type="dxa"/>
-            <w:shd w:val="clear" w:color="auto" w:fill="FFFFFF"/>
-            <w:vAlign w:val="center"/>
-          </w:tcPr>
-          <w:p>
-            <w:pPr>
-              <w:widowControl/>
-              <w:spacing w:line="312" w:lineRule="auto"/>
-              <w:jc w:val="center"/>
-              <w:rPr>
-                <w:color w:val="0000FF"/>
-                <w:kern w:val="0"/>
-                <w:sz w:val="18"/>
-                <w:szCs w:val="18"/>
-              </w:rPr>
-            </w:pPr>
-            <w:r>
-              <w:rPr>
-                <w:rFonts w:hint="eastAsia"/>
-                <w:color w:val="0000FF"/>
-                <w:kern w:val="0"/>
-                <w:sz w:val="18"/>
-                <w:szCs w:val="18"/>
-              </w:rPr>
-              <w:t>组合覆盖</w:t>
-            </w:r>
-          </w:p>
-        </w:tc>
-        <w:tc>
-          <w:tcPr>
-            <w:tcW w:w="2011" w:type="dxa"/>
-            <w:shd w:val="clear" w:color="auto" w:fill="FFFFFF"/>
-            <w:vAlign w:val="center"/>
-          </w:tcPr>
-          <w:p>
-            <w:pPr>
-              <w:widowControl/>
-              <w:spacing w:line="312" w:lineRule="auto"/>
-              <w:jc w:val="center"/>
-              <w:rPr>
-                <w:color w:val="0000FF"/>
-                <w:kern w:val="0"/>
-                <w:sz w:val="18"/>
-                <w:szCs w:val="18"/>
-              </w:rPr>
-            </w:pPr>
-            <w:r>
-              <w:rPr>
-                <w:color w:val="0000FF"/>
-                <w:kern w:val="0"/>
-                <w:sz w:val="18"/>
-                <w:szCs w:val="18"/>
-              </w:rPr>
-              <w:t>5</w:t>
-            </w:r>
-          </w:p>
-        </w:tc>
-        <w:tc>
-          <w:tcPr>
-            <w:tcW w:w="2011" w:type="dxa"/>
-            <w:shd w:val="clear" w:color="auto" w:fill="FFFFFF"/>
-            <w:vAlign w:val="center"/>
-          </w:tcPr>
-          <w:p>
-            <w:pPr>
-              <w:widowControl/>
-              <w:spacing w:line="312" w:lineRule="auto"/>
-              <w:jc w:val="center"/>
-              <w:rPr>
-                <w:color w:val="0000FF"/>
-                <w:kern w:val="0"/>
-                <w:sz w:val="18"/>
-                <w:szCs w:val="18"/>
-              </w:rPr>
-            </w:pPr>
-            <w:r>
-              <w:rPr>
-                <w:color w:val="0000FF"/>
-                <w:kern w:val="0"/>
-                <w:sz w:val="18"/>
-                <w:szCs w:val="18"/>
-              </w:rPr>
-              <w:t>10.6%</w:t>
-            </w:r>
-          </w:p>
-        </w:tc>
-        <w:tc>
-          <w:tcPr>
-            <w:tcW w:w="2011" w:type="dxa"/>
-            <w:shd w:val="clear" w:color="auto" w:fill="FFFFFF"/>
-            <w:vAlign w:val="center"/>
-          </w:tcPr>
-          <w:p>
-            <w:pPr>
-              <w:widowControl/>
-              <w:spacing w:line="312" w:lineRule="auto"/>
-              <w:jc w:val="center"/>
-              <w:rPr>
-                <w:color w:val="0000FF"/>
-                <w:kern w:val="0"/>
-                <w:sz w:val="18"/>
-                <w:szCs w:val="18"/>
-              </w:rPr>
-            </w:pPr>
-            <w:r>
-              <w:rPr>
-                <w:color w:val="0000FF"/>
-                <w:kern w:val="0"/>
-                <w:sz w:val="18"/>
-                <w:szCs w:val="18"/>
-              </w:rPr>
-              <w:t>5</w:t>
-            </w:r>
-          </w:p>
-        </w:tc>
-      </w:tr>
-      <w:tr>
-        <w:tblPrEx>
-          <w:tblBorders>
-            <w:top w:val="single" w:color="999999" w:sz="4" w:space="0"/>
-            <w:left w:val="single" w:color="999999" w:sz="4" w:space="0"/>
-            <w:bottom w:val="single" w:color="999999" w:sz="4" w:space="0"/>
-            <w:right w:val="single" w:color="999999" w:sz="4" w:space="0"/>
-            <w:insideH w:val="single" w:color="999999" w:sz="4" w:space="0"/>
-            <w:insideV w:val="single" w:color="999999" w:sz="4" w:space="0"/>
-          </w:tblBorders>
-          <w:shd w:val="clear" w:color="auto" w:fill="FFFFFF"/>
-          <w:tblCellMar>
-            <w:top w:w="15" w:type="dxa"/>
-            <w:left w:w="15" w:type="dxa"/>
-            <w:bottom w:w="15" w:type="dxa"/>
-            <w:right w:w="15" w:type="dxa"/>
-          </w:tblCellMar>
-        </w:tblPrEx>
-        <w:trPr>
-          <w:jc w:val="center"/>
-        </w:trPr>
-        <w:tc>
-          <w:tcPr>
-            <w:tcW w:w="2263" w:type="dxa"/>
-            <w:shd w:val="clear" w:color="auto" w:fill="FFFFFF"/>
-            <w:vAlign w:val="center"/>
-          </w:tcPr>
-          <w:p>
-            <w:pPr>
-              <w:widowControl/>
-              <w:spacing w:line="312" w:lineRule="auto"/>
-              <w:jc w:val="center"/>
-              <w:rPr>
-                <w:color w:val="0000FF"/>
-                <w:kern w:val="0"/>
-                <w:sz w:val="18"/>
-                <w:szCs w:val="18"/>
-              </w:rPr>
-            </w:pPr>
-            <w:r>
-              <w:rPr>
-                <w:rFonts w:hint="eastAsia"/>
-                <w:color w:val="0000FF"/>
-                <w:kern w:val="0"/>
-                <w:sz w:val="18"/>
-                <w:szCs w:val="18"/>
-              </w:rPr>
-              <w:t>错误推测</w:t>
-            </w:r>
-          </w:p>
-        </w:tc>
-        <w:tc>
-          <w:tcPr>
-            <w:tcW w:w="2011" w:type="dxa"/>
-            <w:shd w:val="clear" w:color="auto" w:fill="FFFFFF"/>
-            <w:vAlign w:val="center"/>
-          </w:tcPr>
-          <w:p>
-            <w:pPr>
-              <w:widowControl/>
-              <w:spacing w:line="312" w:lineRule="auto"/>
-              <w:jc w:val="center"/>
-              <w:rPr>
-                <w:color w:val="0000FF"/>
-                <w:kern w:val="0"/>
-                <w:sz w:val="18"/>
-                <w:szCs w:val="18"/>
-              </w:rPr>
-            </w:pPr>
-            <w:r>
-              <w:rPr>
-                <w:color w:val="0000FF"/>
-                <w:kern w:val="0"/>
-                <w:sz w:val="18"/>
-                <w:szCs w:val="18"/>
-              </w:rPr>
-              <w:t>2</w:t>
-            </w:r>
-          </w:p>
-        </w:tc>
-        <w:tc>
-          <w:tcPr>
-            <w:tcW w:w="2011" w:type="dxa"/>
-            <w:shd w:val="clear" w:color="auto" w:fill="FFFFFF"/>
-            <w:vAlign w:val="center"/>
-          </w:tcPr>
-          <w:p>
-            <w:pPr>
-              <w:widowControl/>
-              <w:spacing w:line="312" w:lineRule="auto"/>
-              <w:jc w:val="center"/>
-              <w:rPr>
-                <w:color w:val="0000FF"/>
-                <w:kern w:val="0"/>
-                <w:sz w:val="18"/>
-                <w:szCs w:val="18"/>
-              </w:rPr>
-            </w:pPr>
-            <w:r>
-              <w:rPr>
-                <w:color w:val="0000FF"/>
-                <w:kern w:val="0"/>
-                <w:sz w:val="18"/>
-                <w:szCs w:val="18"/>
-              </w:rPr>
-              <w:t>4.3%</w:t>
-            </w:r>
-          </w:p>
-        </w:tc>
-        <w:tc>
-          <w:tcPr>
-            <w:tcW w:w="2011" w:type="dxa"/>
-            <w:shd w:val="clear" w:color="auto" w:fill="FFFFFF"/>
-            <w:vAlign w:val="center"/>
-          </w:tcPr>
-          <w:p>
-            <w:pPr>
-              <w:widowControl/>
-              <w:spacing w:line="312" w:lineRule="auto"/>
-              <w:jc w:val="center"/>
-              <w:rPr>
-                <w:color w:val="0000FF"/>
-                <w:kern w:val="0"/>
-                <w:sz w:val="18"/>
-                <w:szCs w:val="18"/>
-              </w:rPr>
-            </w:pPr>
-            <w:r>
-              <w:rPr>
-                <w:color w:val="0000FF"/>
-                <w:kern w:val="0"/>
-                <w:sz w:val="18"/>
-                <w:szCs w:val="18"/>
-              </w:rPr>
-              <w:t>2</w:t>
-            </w:r>
-          </w:p>
-        </w:tc>
-      </w:tr>
-      <w:tr>
-        <w:tblPrEx>
-          <w:tblBorders>
-            <w:top w:val="single" w:color="999999" w:sz="4" w:space="0"/>
-            <w:left w:val="single" w:color="999999" w:sz="4" w:space="0"/>
-            <w:bottom w:val="single" w:color="999999" w:sz="4" w:space="0"/>
-            <w:right w:val="single" w:color="999999" w:sz="4" w:space="0"/>
-            <w:insideH w:val="single" w:color="999999" w:sz="4" w:space="0"/>
-            <w:insideV w:val="single" w:color="999999" w:sz="4" w:space="0"/>
-          </w:tblBorders>
-          <w:shd w:val="clear" w:color="auto" w:fill="FFFFFF"/>
-          <w:tblCellMar>
-            <w:top w:w="15" w:type="dxa"/>
-            <w:left w:w="15" w:type="dxa"/>
-            <w:bottom w:w="15" w:type="dxa"/>
-            <w:right w:w="15" w:type="dxa"/>
-          </w:tblCellMar>
-        </w:tblPrEx>
-        <w:trPr>
-          <w:jc w:val="center"/>
-        </w:trPr>
-        <w:tc>
-          <w:tcPr>
-            <w:tcW w:w="2263" w:type="dxa"/>
-            <w:shd w:val="clear" w:color="auto" w:fill="FFFFFF"/>
-            <w:vAlign w:val="center"/>
-          </w:tcPr>
-          <w:p>
-            <w:pPr>
-              <w:widowControl/>
-              <w:spacing w:line="312" w:lineRule="auto"/>
-              <w:jc w:val="center"/>
-              <w:rPr>
-                <w:color w:val="0000FF"/>
-                <w:kern w:val="0"/>
-                <w:sz w:val="18"/>
-                <w:szCs w:val="18"/>
-              </w:rPr>
-            </w:pPr>
-            <w:r>
-              <w:rPr>
-                <w:rFonts w:hint="eastAsia"/>
-                <w:color w:val="0000FF"/>
-                <w:kern w:val="0"/>
-                <w:sz w:val="18"/>
-                <w:szCs w:val="18"/>
-              </w:rPr>
-              <w:t>判定表</w:t>
-            </w:r>
-          </w:p>
-        </w:tc>
-        <w:tc>
-          <w:tcPr>
-            <w:tcW w:w="2011" w:type="dxa"/>
-            <w:shd w:val="clear" w:color="auto" w:fill="FFFFFF"/>
-            <w:vAlign w:val="center"/>
-          </w:tcPr>
-          <w:p>
-            <w:pPr>
-              <w:widowControl/>
-              <w:spacing w:line="312" w:lineRule="auto"/>
-              <w:jc w:val="center"/>
-              <w:rPr>
-                <w:color w:val="0000FF"/>
-                <w:kern w:val="0"/>
-                <w:sz w:val="18"/>
-                <w:szCs w:val="18"/>
-              </w:rPr>
-            </w:pPr>
-            <w:r>
-              <w:rPr>
-                <w:color w:val="0000FF"/>
-                <w:kern w:val="0"/>
-                <w:sz w:val="18"/>
-                <w:szCs w:val="18"/>
-              </w:rPr>
-              <w:t>2</w:t>
-            </w:r>
-          </w:p>
-        </w:tc>
-        <w:tc>
-          <w:tcPr>
-            <w:tcW w:w="2011" w:type="dxa"/>
-            <w:shd w:val="clear" w:color="auto" w:fill="FFFFFF"/>
-            <w:vAlign w:val="center"/>
-          </w:tcPr>
-          <w:p>
-            <w:pPr>
-              <w:widowControl/>
-              <w:spacing w:line="312" w:lineRule="auto"/>
-              <w:jc w:val="center"/>
-              <w:rPr>
-                <w:color w:val="0000FF"/>
-                <w:kern w:val="0"/>
-                <w:sz w:val="18"/>
-                <w:szCs w:val="18"/>
-              </w:rPr>
-            </w:pPr>
-            <w:r>
-              <w:rPr>
-                <w:color w:val="0000FF"/>
-                <w:kern w:val="0"/>
-                <w:sz w:val="18"/>
-                <w:szCs w:val="18"/>
-              </w:rPr>
-              <w:t>4.3%</w:t>
-            </w:r>
-          </w:p>
-        </w:tc>
-        <w:tc>
-          <w:tcPr>
-            <w:tcW w:w="2011" w:type="dxa"/>
-            <w:shd w:val="clear" w:color="auto" w:fill="FFFFFF"/>
-            <w:vAlign w:val="center"/>
-          </w:tcPr>
-          <w:p>
-            <w:pPr>
-              <w:widowControl/>
-              <w:spacing w:line="312" w:lineRule="auto"/>
-              <w:jc w:val="center"/>
-              <w:rPr>
-                <w:color w:val="0000FF"/>
-                <w:kern w:val="0"/>
-                <w:sz w:val="18"/>
-                <w:szCs w:val="18"/>
-              </w:rPr>
-            </w:pPr>
-            <w:r>
-              <w:rPr>
-                <w:color w:val="0000FF"/>
-                <w:kern w:val="0"/>
-                <w:sz w:val="18"/>
-                <w:szCs w:val="18"/>
-              </w:rPr>
-              <w:t>2</w:t>
-            </w:r>
-          </w:p>
-        </w:tc>
-      </w:tr>
-      <w:tr>
-        <w:tblPrEx>
-          <w:tblBorders>
-            <w:top w:val="single" w:color="999999" w:sz="4" w:space="0"/>
-            <w:left w:val="single" w:color="999999" w:sz="4" w:space="0"/>
-            <w:bottom w:val="single" w:color="999999" w:sz="4" w:space="0"/>
-            <w:right w:val="single" w:color="999999" w:sz="4" w:space="0"/>
-            <w:insideH w:val="single" w:color="999999" w:sz="4" w:space="0"/>
-            <w:insideV w:val="single" w:color="999999" w:sz="4" w:space="0"/>
-          </w:tblBorders>
-          <w:shd w:val="clear" w:color="auto" w:fill="FFFFFF"/>
-          <w:tblCellMar>
-            <w:top w:w="15" w:type="dxa"/>
-            <w:left w:w="15" w:type="dxa"/>
-            <w:bottom w:w="15" w:type="dxa"/>
-            <w:right w:w="15" w:type="dxa"/>
-          </w:tblCellMar>
-        </w:tblPrEx>
-        <w:trPr>
-          <w:jc w:val="center"/>
-        </w:trPr>
-        <w:tc>
-          <w:tcPr>
-            <w:tcW w:w="2263" w:type="dxa"/>
-            <w:shd w:val="clear" w:color="auto" w:fill="FFFFFF"/>
-            <w:vAlign w:val="center"/>
-          </w:tcPr>
-          <w:p>
-            <w:pPr>
-              <w:widowControl/>
-              <w:spacing w:line="312" w:lineRule="auto"/>
-              <w:jc w:val="center"/>
-              <w:rPr>
-                <w:color w:val="0000FF"/>
-                <w:kern w:val="0"/>
-                <w:sz w:val="18"/>
-                <w:szCs w:val="18"/>
-              </w:rPr>
-            </w:pPr>
-            <w:r>
-              <w:rPr>
-                <w:rFonts w:hint="eastAsia"/>
-                <w:color w:val="0000FF"/>
-                <w:kern w:val="0"/>
-                <w:sz w:val="18"/>
-                <w:szCs w:val="18"/>
-              </w:rPr>
-              <w:t>合计</w:t>
-            </w:r>
-          </w:p>
-        </w:tc>
-        <w:tc>
-          <w:tcPr>
-            <w:tcW w:w="2011" w:type="dxa"/>
-            <w:shd w:val="clear" w:color="auto" w:fill="FFFFFF"/>
-            <w:vAlign w:val="center"/>
-          </w:tcPr>
-          <w:p>
-            <w:pPr>
-              <w:widowControl/>
-              <w:spacing w:line="312" w:lineRule="auto"/>
-              <w:jc w:val="center"/>
-              <w:rPr>
-                <w:color w:val="0000FF"/>
-                <w:kern w:val="0"/>
-                <w:sz w:val="18"/>
-                <w:szCs w:val="18"/>
-              </w:rPr>
-            </w:pPr>
-            <w:r>
-              <w:rPr>
-                <w:color w:val="0000FF"/>
-                <w:kern w:val="0"/>
-                <w:sz w:val="18"/>
-                <w:szCs w:val="18"/>
-              </w:rPr>
-              <w:t>47</w:t>
-            </w:r>
-          </w:p>
-        </w:tc>
-        <w:tc>
-          <w:tcPr>
-            <w:tcW w:w="2011" w:type="dxa"/>
-            <w:shd w:val="clear" w:color="auto" w:fill="FFFFFF"/>
-            <w:vAlign w:val="center"/>
-          </w:tcPr>
-          <w:p>
-            <w:pPr>
-              <w:widowControl/>
-              <w:spacing w:line="312" w:lineRule="auto"/>
-              <w:jc w:val="center"/>
-              <w:rPr>
-                <w:color w:val="0000FF"/>
-                <w:kern w:val="0"/>
-                <w:sz w:val="18"/>
-                <w:szCs w:val="18"/>
-              </w:rPr>
-            </w:pPr>
-            <w:r>
-              <w:rPr>
-                <w:color w:val="0000FF"/>
-                <w:kern w:val="0"/>
-                <w:sz w:val="18"/>
-                <w:szCs w:val="18"/>
-              </w:rPr>
-              <w:t>100%</w:t>
-            </w:r>
-          </w:p>
-        </w:tc>
-        <w:tc>
-          <w:tcPr>
-            <w:tcW w:w="2011" w:type="dxa"/>
-            <w:shd w:val="clear" w:color="auto" w:fill="FFFFFF"/>
-            <w:vAlign w:val="center"/>
-          </w:tcPr>
-          <w:p>
-            <w:pPr>
-              <w:widowControl/>
-              <w:spacing w:line="312" w:lineRule="auto"/>
-              <w:jc w:val="center"/>
-              <w:rPr>
-                <w:color w:val="0000FF"/>
-                <w:kern w:val="0"/>
-                <w:sz w:val="18"/>
-                <w:szCs w:val="18"/>
-              </w:rPr>
-            </w:pPr>
-            <w:r>
-              <w:rPr>
-                <w:rFonts w:hint="eastAsia"/>
-                <w:color w:val="0000FF"/>
+                <w:rFonts w:hint="eastAsia"/>
+                <w:color w:val="auto"/>
                 <w:kern w:val="0"/>
                 <w:sz w:val="18"/>
                 <w:szCs w:val="18"/>
@@ -3990,6 +4126,7 @@
         <w:spacing w:before="120" w:after="120" w:line="312" w:lineRule="auto"/>
         <w:rPr>
           <w:rFonts w:ascii="Times New Roman" w:hAnsi="Times New Roman"/>
+          <w:color w:val="auto"/>
           <w:sz w:val="24"/>
           <w:szCs w:val="24"/>
         </w:rPr>
@@ -3998,6 +4135,7 @@
       <w:r>
         <w:rPr>
           <w:rFonts w:hint="eastAsia" w:ascii="Times New Roman" w:hAnsi="Times New Roman"/>
+          <w:color w:val="auto"/>
           <w:sz w:val="24"/>
           <w:szCs w:val="24"/>
         </w:rPr>
@@ -4009,11 +4147,15 @@
       <w:pPr>
         <w:spacing w:line="312" w:lineRule="auto"/>
         <w:ind w:firstLineChars="200"/>
+        <w:rPr>
+          <w:color w:val="auto"/>
+        </w:rPr>
       </w:pPr>
       <w:bookmarkStart w:id="9" w:name="_Toc239671774"/>
       <w:r>
         <w:rPr>
           <w:rFonts w:hint="eastAsia"/>
+          <w:color w:val="auto"/>
         </w:rPr>
         <w:t>针对两个子模块共选取 8 个最有代表性的用例，覆盖等价类划分、边界值分析、错误推测、判定表与组合方法，其中 M1-GEO-016 同时是暴露真实缺陷的用例。</w:t>
       </w:r>
@@ -4079,12 +4221,14 @@
               <w:rPr>
                 <w:b/>
                 <w:bCs/>
+                <w:color w:val="auto"/>
               </w:rPr>
             </w:pPr>
             <w:r>
               <w:rPr>
                 <w:rFonts w:hint="eastAsia"/>
                 <w:b/>
+                <w:color w:val="auto"/>
               </w:rPr>
               <w:t>编号</w:t>
             </w:r>
@@ -4101,12 +4245,14 @@
               <w:rPr>
                 <w:b/>
                 <w:bCs/>
+                <w:color w:val="auto"/>
               </w:rPr>
             </w:pPr>
             <w:r>
               <w:rPr>
                 <w:rFonts w:hint="eastAsia"/>
                 <w:b/>
+                <w:color w:val="auto"/>
               </w:rPr>
               <w:t>子模块</w:t>
             </w:r>
@@ -4123,12 +4269,14 @@
               <w:rPr>
                 <w:b/>
                 <w:bCs/>
+                <w:color w:val="auto"/>
               </w:rPr>
             </w:pPr>
             <w:r>
               <w:rPr>
                 <w:rFonts w:hint="eastAsia"/>
                 <w:b/>
+                <w:color w:val="auto"/>
               </w:rPr>
               <w:t>输入</w:t>
             </w:r>
@@ -4145,12 +4293,14 @@
               <w:rPr>
                 <w:b/>
                 <w:bCs/>
+                <w:color w:val="auto"/>
               </w:rPr>
             </w:pPr>
             <w:r>
               <w:rPr>
                 <w:rFonts w:hint="eastAsia"/>
                 <w:b/>
+                <w:color w:val="auto"/>
               </w:rPr>
               <w:t>预期输出</w:t>
             </w:r>
@@ -4167,12 +4317,14 @@
               <w:rPr>
                 <w:b/>
                 <w:bCs/>
+                <w:color w:val="auto"/>
               </w:rPr>
             </w:pPr>
             <w:r>
               <w:rPr>
                 <w:rFonts w:hint="eastAsia"/>
                 <w:b/>
+                <w:color w:val="auto"/>
               </w:rPr>
               <w:t>设计依据</w:t>
             </w:r>
@@ -4207,8 +4359,14 @@
           <w:p>
             <w:pPr>
               <w:jc w:val="center"/>
-            </w:pPr>
-            <w:r>
+              <w:rPr>
+                <w:color w:val="auto"/>
+              </w:rPr>
+            </w:pPr>
+            <w:r>
+              <w:rPr>
+                <w:color w:val="auto"/>
+              </w:rPr>
               <w:t>M1-GEO-002</w:t>
             </w:r>
           </w:p>
@@ -4219,9 +4377,15 @@
             <w:vAlign w:val="center"/>
           </w:tcPr>
           <w:p>
-            <w:r>
-              <w:rPr>
-                <w:rFonts w:hint="eastAsia"/>
+            <w:pPr>
+              <w:rPr>
+                <w:color w:val="auto"/>
+              </w:rPr>
+            </w:pPr>
+            <w:r>
+              <w:rPr>
+                <w:rFonts w:hint="eastAsia"/>
+                <w:color w:val="auto"/>
               </w:rPr>
               <w:t>几何坐标转换</w:t>
             </w:r>
@@ -4233,9 +4397,15 @@
             <w:vAlign w:val="center"/>
           </w:tcPr>
           <w:p>
-            <w:r>
-              <w:rPr>
-                <w:rFonts w:hint="eastAsia"/>
+            <w:pPr>
+              <w:rPr>
+                <w:color w:val="auto"/>
+              </w:rPr>
+            </w:pPr>
+            <w:r>
+              <w:rPr>
+                <w:rFonts w:hint="eastAsia"/>
+                <w:color w:val="auto"/>
               </w:rPr>
               <w:t>2×2 深度图，主点位于右下角</w:t>
             </w:r>
@@ -4247,9 +4417,15 @@
             <w:vAlign w:val="center"/>
           </w:tcPr>
           <w:p>
-            <w:r>
-              <w:rPr>
-                <w:rFonts w:hint="eastAsia"/>
+            <w:pPr>
+              <w:rPr>
+                <w:color w:val="auto"/>
+              </w:rPr>
+            </w:pPr>
+            <w:r>
+              <w:rPr>
+                <w:rFonts w:hint="eastAsia"/>
+                <w:color w:val="auto"/>
               </w:rPr>
               <w:t>四个像素反投影坐标与手算一致，shape=(2,2,3)</w:t>
             </w:r>
@@ -4261,9 +4437,15 @@
             <w:vAlign w:val="center"/>
           </w:tcPr>
           <w:p>
-            <w:r>
-              <w:rPr>
-                <w:rFonts w:hint="eastAsia"/>
+            <w:pPr>
+              <w:rPr>
+                <w:color w:val="auto"/>
+              </w:rPr>
+            </w:pPr>
+            <w:r>
+              <w:rPr>
+                <w:rFonts w:hint="eastAsia"/>
+                <w:color w:val="auto"/>
               </w:rPr>
               <w:t>边界值：图像四个边角</w:t>
             </w:r>
@@ -4298,8 +4480,14 @@
           <w:p>
             <w:pPr>
               <w:jc w:val="center"/>
-            </w:pPr>
-            <w:r>
+              <w:rPr>
+                <w:color w:val="auto"/>
+              </w:rPr>
+            </w:pPr>
+            <w:r>
+              <w:rPr>
+                <w:color w:val="auto"/>
+              </w:rPr>
               <w:t>M1-GEO-010</w:t>
             </w:r>
           </w:p>
@@ -4310,9 +4498,15 @@
             <w:vAlign w:val="center"/>
           </w:tcPr>
           <w:p>
-            <w:r>
-              <w:rPr>
-                <w:rFonts w:hint="eastAsia"/>
+            <w:pPr>
+              <w:rPr>
+                <w:color w:val="auto"/>
+              </w:rPr>
+            </w:pPr>
+            <w:r>
+              <w:rPr>
+                <w:rFonts w:hint="eastAsia"/>
+                <w:color w:val="auto"/>
               </w:rPr>
               <w:t>几何坐标转换</w:t>
             </w:r>
@@ -4324,9 +4518,15 @@
             <w:vAlign w:val="center"/>
           </w:tcPr>
           <w:p>
-            <w:r>
-              <w:rPr>
-                <w:rFonts w:hint="eastAsia"/>
+            <w:pPr>
+              <w:rPr>
+                <w:color w:val="auto"/>
+              </w:rPr>
+            </w:pPr>
+            <w:r>
+              <w:rPr>
+                <w:rFonts w:hint="eastAsia"/>
+                <w:color w:val="auto"/>
               </w:rPr>
               <w:t>SE(3) 尾部尺寸非法，shape=(1,4,3)</w:t>
             </w:r>
@@ -4338,9 +4538,15 @@
             <w:vAlign w:val="center"/>
           </w:tcPr>
           <w:p>
-            <w:r>
-              <w:rPr>
-                <w:rFonts w:hint="eastAsia"/>
+            <w:pPr>
+              <w:rPr>
+                <w:color w:val="auto"/>
+              </w:rPr>
+            </w:pPr>
+            <w:r>
+              <w:rPr>
+                <w:rFonts w:hint="eastAsia"/>
+                <w:color w:val="auto"/>
               </w:rPr>
               <w:t>抛出 ValueError，消息给出合法尺寸与实际 shape</w:t>
             </w:r>
@@ -4352,9 +4558,15 @@
             <w:vAlign w:val="center"/>
           </w:tcPr>
           <w:p>
-            <w:r>
-              <w:rPr>
-                <w:rFonts w:hint="eastAsia"/>
+            <w:pPr>
+              <w:rPr>
+                <w:color w:val="auto"/>
+              </w:rPr>
+            </w:pPr>
+            <w:r>
+              <w:rPr>
+                <w:rFonts w:hint="eastAsia"/>
+                <w:color w:val="auto"/>
               </w:rPr>
               <w:t>边界值：矩阵尺寸</w:t>
             </w:r>
@@ -4389,8 +4601,14 @@
           <w:p>
             <w:pPr>
               <w:jc w:val="center"/>
-            </w:pPr>
-            <w:r>
+              <w:rPr>
+                <w:color w:val="auto"/>
+              </w:rPr>
+            </w:pPr>
+            <w:r>
+              <w:rPr>
+                <w:color w:val="auto"/>
+              </w:rPr>
               <w:t>M1-GEO-014</w:t>
             </w:r>
           </w:p>
@@ -4401,9 +4619,15 @@
             <w:vAlign w:val="center"/>
           </w:tcPr>
           <w:p>
-            <w:r>
-              <w:rPr>
-                <w:rFonts w:hint="eastAsia"/>
+            <w:pPr>
+              <w:rPr>
+                <w:color w:val="auto"/>
+              </w:rPr>
+            </w:pPr>
+            <w:r>
+              <w:rPr>
+                <w:rFonts w:hint="eastAsia"/>
+                <w:color w:val="auto"/>
               </w:rPr>
               <w:t>几何坐标转换</w:t>
             </w:r>
@@ -4415,9 +4639,15 @@
             <w:vAlign w:val="center"/>
           </w:tcPr>
           <w:p>
-            <w:r>
-              <w:rPr>
-                <w:rFonts w:hint="eastAsia"/>
+            <w:pPr>
+              <w:rPr>
+                <w:color w:val="auto"/>
+              </w:rPr>
+            </w:pPr>
+            <w:r>
+              <w:rPr>
+                <w:rFonts w:hint="eastAsia"/>
+                <w:color w:val="auto"/>
               </w:rPr>
               <w:t>深度取 0、1e-8、1.1e-8、-1.0，eps=1e-8</w:t>
             </w:r>
@@ -4429,9 +4659,15 @@
             <w:vAlign w:val="center"/>
           </w:tcPr>
           <w:p>
-            <w:r>
-              <w:rPr>
-                <w:rFonts w:hint="eastAsia"/>
+            <w:pPr>
+              <w:rPr>
+                <w:color w:val="auto"/>
+              </w:rPr>
+            </w:pPr>
+            <w:r>
+              <w:rPr>
+                <w:rFonts w:hint="eastAsia"/>
+                <w:color w:val="auto"/>
               </w:rPr>
               <w:t>point_mask 仅对 depth&gt;eps 为 True</w:t>
             </w:r>
@@ -4443,9 +4679,15 @@
             <w:vAlign w:val="center"/>
           </w:tcPr>
           <w:p>
-            <w:r>
-              <w:rPr>
-                <w:rFonts w:hint="eastAsia"/>
+            <w:pPr>
+              <w:rPr>
+                <w:color w:val="auto"/>
+              </w:rPr>
+            </w:pPr>
+            <w:r>
+              <w:rPr>
+                <w:rFonts w:hint="eastAsia"/>
+                <w:color w:val="auto"/>
               </w:rPr>
               <w:t>边界值：eps 下界、eps、eps 上界</w:t>
             </w:r>
@@ -4480,8 +4722,14 @@
           <w:p>
             <w:pPr>
               <w:jc w:val="center"/>
-            </w:pPr>
-            <w:r>
+              <w:rPr>
+                <w:color w:val="auto"/>
+              </w:rPr>
+            </w:pPr>
+            <w:r>
+              <w:rPr>
+                <w:color w:val="auto"/>
+              </w:rPr>
               <w:t>M1-GEO-016</w:t>
             </w:r>
           </w:p>
@@ -4492,9 +4740,15 @@
             <w:vAlign w:val="center"/>
           </w:tcPr>
           <w:p>
-            <w:r>
-              <w:rPr>
-                <w:rFonts w:hint="eastAsia"/>
+            <w:pPr>
+              <w:rPr>
+                <w:color w:val="auto"/>
+              </w:rPr>
+            </w:pPr>
+            <w:r>
+              <w:rPr>
+                <w:rFonts w:hint="eastAsia"/>
+                <w:color w:val="auto"/>
               </w:rPr>
               <w:t>几何坐标转换</w:t>
             </w:r>
@@ -4506,9 +4760,15 @@
             <w:vAlign w:val="center"/>
           </w:tcPr>
           <w:p>
-            <w:r>
-              <w:rPr>
-                <w:rFonts w:hint="eastAsia"/>
+            <w:pPr>
+              <w:rPr>
+                <w:color w:val="auto"/>
+              </w:rPr>
+            </w:pPr>
+            <w:r>
+              <w:rPr>
+                <w:rFonts w:hint="eastAsia"/>
+                <w:color w:val="auto"/>
               </w:rPr>
               <w:t>两帧 (S,H,W) 深度图加单位内外参</w:t>
             </w:r>
@@ -4520,9 +4780,15 @@
             <w:vAlign w:val="center"/>
           </w:tcPr>
           <w:p>
-            <w:r>
-              <w:rPr>
-                <w:rFonts w:hint="eastAsia"/>
+            <w:pPr>
+              <w:rPr>
+                <w:color w:val="auto"/>
+              </w:rPr>
+            </w:pPr>
+            <w:r>
+              <w:rPr>
+                <w:rFonts w:hint="eastAsia"/>
+                <w:color w:val="auto"/>
               </w:rPr>
               <w:t>返回 shape=(2,1,1,3)，坐标为 [0,0,1]、[0,0,2]</w:t>
             </w:r>
@@ -4534,9 +4800,15 @@
             <w:vAlign w:val="center"/>
           </w:tcPr>
           <w:p>
-            <w:r>
-              <w:rPr>
-                <w:rFonts w:hint="eastAsia"/>
+            <w:pPr>
+              <w:rPr>
+                <w:color w:val="auto"/>
+              </w:rPr>
+            </w:pPr>
+            <w:r>
+              <w:rPr>
+                <w:rFonts w:hint="eastAsia"/>
+                <w:color w:val="auto"/>
               </w:rPr>
               <w:t>等价类：多帧批处理；暴露 DEF-M1-001</w:t>
             </w:r>
@@ -4571,8 +4843,14 @@
           <w:p>
             <w:pPr>
               <w:jc w:val="center"/>
-            </w:pPr>
-            <w:r>
+              <w:rPr>
+                <w:color w:val="auto"/>
+              </w:rPr>
+            </w:pPr>
+            <w:r>
+              <w:rPr>
+                <w:color w:val="auto"/>
+              </w:rPr>
               <w:t>M1-GEO-029</w:t>
             </w:r>
           </w:p>
@@ -4583,9 +4861,15 @@
             <w:vAlign w:val="center"/>
           </w:tcPr>
           <w:p>
-            <w:r>
-              <w:rPr>
-                <w:rFonts w:hint="eastAsia"/>
+            <w:pPr>
+              <w:rPr>
+                <w:color w:val="auto"/>
+              </w:rPr>
+            </w:pPr>
+            <w:r>
+              <w:rPr>
+                <w:rFonts w:hint="eastAsia"/>
+                <w:color w:val="auto"/>
               </w:rPr>
               <w:t>几何坐标转换</w:t>
             </w:r>
@@ -4597,9 +4881,15 @@
             <w:vAlign w:val="center"/>
           </w:tcPr>
           <w:p>
-            <w:r>
-              <w:rPr>
-                <w:rFonts w:hint="eastAsia"/>
+            <w:pPr>
+              <w:rPr>
+                <w:color w:val="auto"/>
+              </w:rPr>
+            </w:pPr>
+            <w:r>
+              <w:rPr>
+                <w:rFonts w:hint="eastAsia"/>
+                <w:color w:val="auto"/>
               </w:rPr>
               <w:t>only_points_cam=True，cam_intrinsics=None</w:t>
             </w:r>
@@ -4611,9 +4901,15 @@
             <w:vAlign w:val="center"/>
           </w:tcPr>
           <w:p>
-            <w:r>
-              <w:rPr>
-                <w:rFonts w:hint="eastAsia"/>
+            <w:pPr>
+              <w:rPr>
+                <w:color w:val="auto"/>
+              </w:rPr>
+            </w:pPr>
+            <w:r>
+              <w:rPr>
+                <w:rFonts w:hint="eastAsia"/>
+                <w:color w:val="auto"/>
               </w:rPr>
               <w:t>image_points 为 None，cam_points 正常返回</w:t>
             </w:r>
@@ -4625,9 +4921,15 @@
             <w:vAlign w:val="center"/>
           </w:tcPr>
           <w:p>
-            <w:r>
-              <w:rPr>
-                <w:rFonts w:hint="eastAsia"/>
+            <w:pPr>
+              <w:rPr>
+                <w:color w:val="auto"/>
+              </w:rPr>
+            </w:pPr>
+            <w:r>
+              <w:rPr>
+                <w:rFonts w:hint="eastAsia"/>
+                <w:color w:val="auto"/>
               </w:rPr>
               <w:t>判定表：only_points_cam 分支</w:t>
             </w:r>
@@ -4662,8 +4964,14 @@
           <w:p>
             <w:pPr>
               <w:jc w:val="center"/>
-            </w:pPr>
-            <w:r>
+              <w:rPr>
+                <w:color w:val="auto"/>
+              </w:rPr>
+            </w:pPr>
+            <w:r>
+              <w:rPr>
+                <w:color w:val="auto"/>
+              </w:rPr>
               <w:t>TCI-02</w:t>
             </w:r>
           </w:p>
@@ -4674,9 +4982,15 @@
             <w:vAlign w:val="center"/>
           </w:tcPr>
           <w:p>
-            <w:r>
-              <w:rPr>
-                <w:rFonts w:hint="eastAsia"/>
+            <w:pPr>
+              <w:rPr>
+                <w:color w:val="auto"/>
+              </w:rPr>
+            </w:pPr>
+            <w:r>
+              <w:rPr>
+                <w:rFonts w:hint="eastAsia"/>
+                <w:color w:val="auto"/>
               </w:rPr>
               <w:t>图像加载与预处理</w:t>
             </w:r>
@@ -4688,9 +5002,15 @@
             <w:vAlign w:val="center"/>
           </w:tcPr>
           <w:p>
-            <w:r>
-              <w:rPr>
-                <w:rFonts w:hint="eastAsia"/>
+            <w:pPr>
+              <w:rPr>
+                <w:color w:val="auto"/>
+              </w:rPr>
+            </w:pPr>
+            <w:r>
+              <w:rPr>
+                <w:rFonts w:hint="eastAsia"/>
+                <w:color w:val="auto"/>
               </w:rPr>
               <w:t>RGBA 全透明 PNG，pad 模式</w:t>
             </w:r>
@@ -4702,9 +5022,15 @@
             <w:vAlign w:val="center"/>
           </w:tcPr>
           <w:p>
-            <w:r>
-              <w:rPr>
-                <w:rFonts w:hint="eastAsia"/>
+            <w:pPr>
+              <w:rPr>
+                <w:color w:val="auto"/>
+              </w:rPr>
+            </w:pPr>
+            <w:r>
+              <w:rPr>
+                <w:rFonts w:hint="eastAsia"/>
+                <w:color w:val="auto"/>
               </w:rPr>
               <w:t>输出 (1,3,518,518)，透明区域合成为白色</w:t>
             </w:r>
@@ -4716,9 +5042,15 @@
             <w:vAlign w:val="center"/>
           </w:tcPr>
           <w:p>
-            <w:r>
-              <w:rPr>
-                <w:rFonts w:hint="eastAsia"/>
+            <w:pPr>
+              <w:rPr>
+                <w:color w:val="auto"/>
+              </w:rPr>
+            </w:pPr>
+            <w:r>
+              <w:rPr>
+                <w:rFonts w:hint="eastAsia"/>
+                <w:color w:val="auto"/>
               </w:rPr>
               <w:t>等价类：透明图片</w:t>
             </w:r>
@@ -4753,8 +5085,14 @@
           <w:p>
             <w:pPr>
               <w:jc w:val="center"/>
-            </w:pPr>
-            <w:r>
+              <w:rPr>
+                <w:color w:val="auto"/>
+              </w:rPr>
+            </w:pPr>
+            <w:r>
+              <w:rPr>
+                <w:color w:val="auto"/>
+              </w:rPr>
               <w:t>TCI-05</w:t>
             </w:r>
           </w:p>
@@ -4765,9 +5103,15 @@
             <w:vAlign w:val="center"/>
           </w:tcPr>
           <w:p>
-            <w:r>
-              <w:rPr>
-                <w:rFonts w:hint="eastAsia"/>
+            <w:pPr>
+              <w:rPr>
+                <w:color w:val="auto"/>
+              </w:rPr>
+            </w:pPr>
+            <w:r>
+              <w:rPr>
+                <w:rFonts w:hint="eastAsia"/>
+                <w:color w:val="auto"/>
               </w:rPr>
               <w:t>图像加载与预处理</w:t>
             </w:r>
@@ -4779,9 +5123,15 @@
             <w:vAlign w:val="center"/>
           </w:tcPr>
           <w:p>
-            <w:r>
-              <w:rPr>
-                <w:rFonts w:hint="eastAsia"/>
+            <w:pPr>
+              <w:rPr>
+                <w:color w:val="auto"/>
+              </w:rPr>
+            </w:pPr>
+            <w:r>
+              <w:rPr>
+                <w:rFonts w:hint="eastAsia"/>
+                <w:color w:val="auto"/>
               </w:rPr>
               <w:t>合法图片，非法 mode="resize"</w:t>
             </w:r>
@@ -4793,9 +5143,15 @@
             <w:vAlign w:val="center"/>
           </w:tcPr>
           <w:p>
-            <w:r>
-              <w:rPr>
-                <w:rFonts w:hint="eastAsia"/>
+            <w:pPr>
+              <w:rPr>
+                <w:color w:val="auto"/>
+              </w:rPr>
+            </w:pPr>
+            <w:r>
+              <w:rPr>
+                <w:rFonts w:hint="eastAsia"/>
+                <w:color w:val="auto"/>
               </w:rPr>
               <w:t>抛出 ValueError，提示 mode 只能为 crop 或 pad</w:t>
             </w:r>
@@ -4807,9 +5163,15 @@
             <w:vAlign w:val="center"/>
           </w:tcPr>
           <w:p>
-            <w:r>
-              <w:rPr>
-                <w:rFonts w:hint="eastAsia"/>
+            <w:pPr>
+              <w:rPr>
+                <w:color w:val="auto"/>
+              </w:rPr>
+            </w:pPr>
+            <w:r>
+              <w:rPr>
+                <w:rFonts w:hint="eastAsia"/>
+                <w:color w:val="auto"/>
               </w:rPr>
               <w:t>等价类：无效参数</w:t>
             </w:r>
@@ -4844,8 +5206,14 @@
           <w:p>
             <w:pPr>
               <w:jc w:val="center"/>
-            </w:pPr>
-            <w:r>
+              <w:rPr>
+                <w:color w:val="auto"/>
+              </w:rPr>
+            </w:pPr>
+            <w:r>
+              <w:rPr>
+                <w:color w:val="auto"/>
+              </w:rPr>
               <w:t>TCI-08</w:t>
             </w:r>
           </w:p>
@@ -4856,9 +5224,15 @@
             <w:vAlign w:val="center"/>
           </w:tcPr>
           <w:p>
-            <w:r>
-              <w:rPr>
-                <w:rFonts w:hint="eastAsia"/>
+            <w:pPr>
+              <w:rPr>
+                <w:color w:val="auto"/>
+              </w:rPr>
+            </w:pPr>
+            <w:r>
+              <w:rPr>
+                <w:rFonts w:hint="eastAsia"/>
+                <w:color w:val="auto"/>
               </w:rPr>
               <w:t>图像加载与预处理</w:t>
             </w:r>
@@ -4870,9 +5244,15 @@
             <w:vAlign w:val="center"/>
           </w:tcPr>
           <w:p>
-            <w:r>
-              <w:rPr>
-                <w:rFonts w:hint="eastAsia"/>
+            <w:pPr>
+              <w:rPr>
+                <w:color w:val="auto"/>
+              </w:rPr>
+            </w:pPr>
+            <w:r>
+              <w:rPr>
+                <w:rFonts w:hint="eastAsia"/>
+                <w:color w:val="auto"/>
               </w:rPr>
               <w:t>518×14 图片，crop 模式</w:t>
             </w:r>
@@ -4884,9 +5264,15 @@
             <w:vAlign w:val="center"/>
           </w:tcPr>
           <w:p>
-            <w:r>
-              <w:rPr>
-                <w:rFonts w:hint="eastAsia"/>
+            <w:pPr>
+              <w:rPr>
+                <w:color w:val="auto"/>
+              </w:rPr>
+            </w:pPr>
+            <w:r>
+              <w:rPr>
+                <w:rFonts w:hint="eastAsia"/>
+                <w:color w:val="auto"/>
               </w:rPr>
               <w:t>返回 (1,3,14,518)</w:t>
             </w:r>
@@ -4898,9 +5284,15 @@
             <w:vAlign w:val="center"/>
           </w:tcPr>
           <w:p>
-            <w:r>
-              <w:rPr>
-                <w:rFonts w:hint="eastAsia"/>
+            <w:pPr>
+              <w:rPr>
+                <w:color w:val="auto"/>
+              </w:rPr>
+            </w:pPr>
+            <w:r>
+              <w:rPr>
+                <w:rFonts w:hint="eastAsia"/>
+                <w:color w:val="auto"/>
               </w:rPr>
               <w:t>边界值：patch_size=14 下界</w:t>
             </w:r>
@@ -4914,6 +5306,7 @@
         <w:spacing w:before="120" w:after="120" w:line="312" w:lineRule="auto"/>
         <w:rPr>
           <w:rFonts w:ascii="Times New Roman" w:hAnsi="Times New Roman"/>
+          <w:color w:val="auto"/>
           <w:sz w:val="24"/>
           <w:szCs w:val="24"/>
         </w:rPr>
@@ -4921,6 +5314,7 @@
       <w:r>
         <w:rPr>
           <w:rFonts w:hint="eastAsia" w:ascii="Times New Roman" w:hAnsi="Times New Roman"/>
+          <w:color w:val="auto"/>
           <w:sz w:val="24"/>
           <w:szCs w:val="24"/>
         </w:rPr>
@@ -4932,10 +5326,14 @@
       <w:pPr>
         <w:spacing w:line="312" w:lineRule="auto"/>
         <w:ind w:firstLineChars="200"/>
+        <w:rPr>
+          <w:color w:val="auto"/>
+        </w:rPr>
       </w:pPr>
       <w:r>
         <w:rPr>
           <w:rFonts w:hint="eastAsia"/>
+          <w:color w:val="auto"/>
         </w:rPr>
         <w:t>47 条用例与需求的对应关系如下表。几何子模块按被测函数细分，图像子模块按两个函数细分。</w:t>
       </w:r>
@@ -4946,7 +5344,7 @@
         <w:ind w:firstLine="420"/>
         <w:rPr>
           <w:iCs/>
-          <w:color w:val="0000FF"/>
+          <w:color w:val="auto"/>
         </w:rPr>
       </w:pPr>
     </w:p>
@@ -5011,7 +5409,7 @@
                 <w:b/>
                 <w:bCs/>
                 <w:iCs/>
-                <w:color w:val="0000FF"/>
+                <w:color w:val="auto"/>
                 <w:sz w:val="18"/>
                 <w:szCs w:val="21"/>
               </w:rPr>
@@ -5022,7 +5420,7 @@
                 <w:b/>
                 <w:bCs/>
                 <w:iCs/>
-                <w:color w:val="0000FF"/>
+                <w:color w:val="auto"/>
                 <w:sz w:val="18"/>
                 <w:szCs w:val="21"/>
               </w:rPr>
@@ -5044,7 +5442,7 @@
                 <w:b/>
                 <w:bCs/>
                 <w:iCs/>
-                <w:color w:val="0000FF"/>
+                <w:color w:val="auto"/>
                 <w:sz w:val="18"/>
                 <w:szCs w:val="21"/>
               </w:rPr>
@@ -5055,7 +5453,7 @@
                 <w:b/>
                 <w:bCs/>
                 <w:iCs/>
-                <w:color w:val="0000FF"/>
+                <w:color w:val="auto"/>
                 <w:sz w:val="18"/>
                 <w:szCs w:val="21"/>
               </w:rPr>
@@ -5077,7 +5475,7 @@
                 <w:b/>
                 <w:bCs/>
                 <w:iCs/>
-                <w:color w:val="0000FF"/>
+                <w:color w:val="auto"/>
                 <w:sz w:val="18"/>
                 <w:szCs w:val="21"/>
               </w:rPr>
@@ -5088,7 +5486,7 @@
                 <w:b/>
                 <w:bCs/>
                 <w:iCs/>
-                <w:color w:val="0000FF"/>
+                <w:color w:val="auto"/>
                 <w:sz w:val="18"/>
                 <w:szCs w:val="21"/>
               </w:rPr>
@@ -5110,7 +5508,7 @@
                 <w:b/>
                 <w:bCs/>
                 <w:iCs/>
-                <w:color w:val="0000FF"/>
+                <w:color w:val="auto"/>
                 <w:sz w:val="18"/>
                 <w:szCs w:val="21"/>
               </w:rPr>
@@ -5121,7 +5519,7 @@
                 <w:b/>
                 <w:bCs/>
                 <w:iCs/>
-                <w:color w:val="0000FF"/>
+                <w:color w:val="auto"/>
                 <w:sz w:val="18"/>
                 <w:szCs w:val="21"/>
               </w:rPr>
@@ -5161,7 +5559,7 @@
               <w:jc w:val="center"/>
               <w:rPr>
                 <w:iCs/>
-                <w:color w:val="0000FF"/>
+                <w:color w:val="auto"/>
                 <w:sz w:val="18"/>
                 <w:szCs w:val="21"/>
               </w:rPr>
@@ -5169,7 +5567,7 @@
             <w:r>
               <w:rPr>
                 <w:iCs/>
-                <w:color w:val="0000FF"/>
+                <w:color w:val="auto"/>
                 <w:sz w:val="18"/>
                 <w:szCs w:val="21"/>
               </w:rPr>
@@ -5188,7 +5586,7 @@
               <w:jc w:val="center"/>
               <w:rPr>
                 <w:iCs/>
-                <w:color w:val="0000FF"/>
+                <w:color w:val="auto"/>
                 <w:sz w:val="18"/>
                 <w:szCs w:val="21"/>
               </w:rPr>
@@ -5197,7 +5595,7 @@
               <w:rPr>
                 <w:rFonts w:hint="eastAsia"/>
                 <w:iCs/>
-                <w:color w:val="0000FF"/>
+                <w:color w:val="auto"/>
                 <w:sz w:val="18"/>
                 <w:szCs w:val="21"/>
               </w:rPr>
@@ -5216,7 +5614,7 @@
               <w:jc w:val="center"/>
               <w:rPr>
                 <w:iCs/>
-                <w:color w:val="0000FF"/>
+                <w:color w:val="auto"/>
                 <w:sz w:val="18"/>
                 <w:szCs w:val="21"/>
               </w:rPr>
@@ -5225,7 +5623,7 @@
               <w:rPr>
                 <w:rFonts w:hint="eastAsia"/>
                 <w:iCs/>
-                <w:color w:val="0000FF"/>
+                <w:color w:val="auto"/>
                 <w:sz w:val="18"/>
                 <w:szCs w:val="21"/>
               </w:rPr>
@@ -5244,7 +5642,7 @@
               <w:jc w:val="center"/>
               <w:rPr>
                 <w:iCs/>
-                <w:color w:val="0000FF"/>
+                <w:color w:val="auto"/>
                 <w:sz w:val="18"/>
                 <w:szCs w:val="21"/>
               </w:rPr>
@@ -5252,7 +5650,7 @@
             <w:r>
               <w:rPr>
                 <w:iCs/>
-                <w:color w:val="0000FF"/>
+                <w:color w:val="auto"/>
                 <w:sz w:val="18"/>
                 <w:szCs w:val="21"/>
               </w:rPr>
@@ -5292,7 +5690,7 @@
               <w:jc w:val="center"/>
               <w:rPr>
                 <w:iCs/>
-                <w:color w:val="0000FF"/>
+                <w:color w:val="auto"/>
                 <w:sz w:val="18"/>
                 <w:szCs w:val="21"/>
               </w:rPr>
@@ -5300,7 +5698,7 @@
             <w:r>
               <w:rPr>
                 <w:iCs/>
-                <w:color w:val="0000FF"/>
+                <w:color w:val="auto"/>
                 <w:sz w:val="18"/>
                 <w:szCs w:val="21"/>
               </w:rPr>
@@ -5319,7 +5717,7 @@
               <w:jc w:val="center"/>
               <w:rPr>
                 <w:iCs/>
-                <w:color w:val="0000FF"/>
+                <w:color w:val="auto"/>
                 <w:sz w:val="18"/>
                 <w:szCs w:val="21"/>
               </w:rPr>
@@ -5327,7 +5725,7 @@
             <w:r>
               <w:rPr>
                 <w:iCs/>
-                <w:color w:val="0000FF"/>
+                <w:color w:val="auto"/>
                 <w:sz w:val="18"/>
                 <w:szCs w:val="21"/>
               </w:rPr>
@@ -5346,7 +5744,7 @@
               <w:jc w:val="center"/>
               <w:rPr>
                 <w:iCs/>
-                <w:color w:val="0000FF"/>
+                <w:color w:val="auto"/>
                 <w:sz w:val="18"/>
                 <w:szCs w:val="21"/>
               </w:rPr>
@@ -5355,7 +5753,7 @@
               <w:rPr>
                 <w:rFonts w:hint="eastAsia"/>
                 <w:iCs/>
-                <w:color w:val="0000FF"/>
+                <w:color w:val="auto"/>
                 <w:sz w:val="18"/>
                 <w:szCs w:val="21"/>
               </w:rPr>
@@ -5374,7 +5772,7 @@
               <w:jc w:val="center"/>
               <w:rPr>
                 <w:iCs/>
-                <w:color w:val="0000FF"/>
+                <w:color w:val="auto"/>
                 <w:sz w:val="18"/>
                 <w:szCs w:val="21"/>
               </w:rPr>
@@ -5382,7 +5780,7 @@
             <w:r>
               <w:rPr>
                 <w:iCs/>
-                <w:color w:val="0000FF"/>
+                <w:color w:val="auto"/>
                 <w:sz w:val="18"/>
                 <w:szCs w:val="21"/>
               </w:rPr>
@@ -5422,7 +5820,7 @@
               <w:jc w:val="center"/>
               <w:rPr>
                 <w:iCs/>
-                <w:color w:val="0000FF"/>
+                <w:color w:val="auto"/>
                 <w:sz w:val="18"/>
                 <w:szCs w:val="21"/>
               </w:rPr>
@@ -5430,7 +5828,7 @@
             <w:r>
               <w:rPr>
                 <w:iCs/>
-                <w:color w:val="0000FF"/>
+                <w:color w:val="auto"/>
                 <w:sz w:val="18"/>
                 <w:szCs w:val="21"/>
               </w:rPr>
@@ -5449,7 +5847,7 @@
               <w:jc w:val="center"/>
               <w:rPr>
                 <w:iCs/>
-                <w:color w:val="0000FF"/>
+                <w:color w:val="auto"/>
                 <w:sz w:val="18"/>
                 <w:szCs w:val="21"/>
               </w:rPr>
@@ -5457,7 +5855,7 @@
             <w:r>
               <w:rPr>
                 <w:iCs/>
-                <w:color w:val="0000FF"/>
+                <w:color w:val="auto"/>
                 <w:sz w:val="18"/>
                 <w:szCs w:val="21"/>
               </w:rPr>
@@ -5476,7 +5874,7 @@
               <w:jc w:val="center"/>
               <w:rPr>
                 <w:iCs/>
-                <w:color w:val="0000FF"/>
+                <w:color w:val="auto"/>
                 <w:sz w:val="18"/>
                 <w:szCs w:val="21"/>
               </w:rPr>
@@ -5485,7 +5883,7 @@
               <w:rPr>
                 <w:rFonts w:hint="eastAsia"/>
                 <w:iCs/>
-                <w:color w:val="0000FF"/>
+                <w:color w:val="auto"/>
                 <w:sz w:val="18"/>
                 <w:szCs w:val="21"/>
               </w:rPr>
@@ -5504,7 +5902,7 @@
               <w:jc w:val="center"/>
               <w:rPr>
                 <w:iCs/>
-                <w:color w:val="0000FF"/>
+                <w:color w:val="auto"/>
                 <w:sz w:val="18"/>
                 <w:szCs w:val="21"/>
               </w:rPr>
@@ -5512,7 +5910,7 @@
             <w:r>
               <w:rPr>
                 <w:iCs/>
-                <w:color w:val="0000FF"/>
+                <w:color w:val="auto"/>
                 <w:sz w:val="18"/>
                 <w:szCs w:val="21"/>
               </w:rPr>
@@ -5552,7 +5950,7 @@
               <w:jc w:val="center"/>
               <w:rPr>
                 <w:iCs/>
-                <w:color w:val="0000FF"/>
+                <w:color w:val="auto"/>
                 <w:sz w:val="18"/>
                 <w:szCs w:val="21"/>
               </w:rPr>
@@ -5561,7 +5959,7 @@
               <w:rPr>
                 <w:rFonts w:hint="eastAsia"/>
                 <w:iCs/>
-                <w:color w:val="0000FF"/>
+                <w:color w:val="auto"/>
                 <w:sz w:val="18"/>
                 <w:szCs w:val="21"/>
               </w:rPr>
@@ -5580,7 +5978,7 @@
               <w:jc w:val="center"/>
               <w:rPr>
                 <w:iCs/>
-                <w:color w:val="0000FF"/>
+                <w:color w:val="auto"/>
                 <w:sz w:val="18"/>
                 <w:szCs w:val="21"/>
               </w:rPr>
@@ -5589,7 +5987,7 @@
               <w:rPr>
                 <w:rFonts w:hint="eastAsia"/>
                 <w:iCs/>
-                <w:color w:val="0000FF"/>
+                <w:color w:val="auto"/>
                 <w:sz w:val="18"/>
                 <w:szCs w:val="21"/>
               </w:rPr>
@@ -5608,7 +6006,7 @@
               <w:jc w:val="center"/>
               <w:rPr>
                 <w:iCs/>
-                <w:color w:val="0000FF"/>
+                <w:color w:val="auto"/>
                 <w:sz w:val="18"/>
                 <w:szCs w:val="21"/>
               </w:rPr>
@@ -5616,7 +6014,7 @@
             <w:r>
               <w:rPr>
                 <w:iCs/>
-                <w:color w:val="0000FF"/>
+                <w:color w:val="auto"/>
                 <w:sz w:val="18"/>
                 <w:szCs w:val="21"/>
               </w:rPr>
@@ -5635,7 +6033,7 @@
               <w:jc w:val="center"/>
               <w:rPr>
                 <w:iCs/>
-                <w:color w:val="0000FF"/>
+                <w:color w:val="auto"/>
                 <w:sz w:val="18"/>
                 <w:szCs w:val="21"/>
               </w:rPr>
@@ -5643,7 +6041,7 @@
             <w:r>
               <w:rPr>
                 <w:iCs/>
-                <w:color w:val="0000FF"/>
+                <w:color w:val="auto"/>
                 <w:sz w:val="18"/>
                 <w:szCs w:val="21"/>
               </w:rPr>
@@ -5658,6 +6056,7 @@
         <w:pStyle w:val="2"/>
         <w:spacing w:before="240" w:after="240" w:line="312" w:lineRule="auto"/>
         <w:rPr>
+          <w:color w:val="auto"/>
           <w:sz w:val="28"/>
           <w:szCs w:val="28"/>
         </w:rPr>
@@ -5666,6 +6065,7 @@
       <w:r>
         <w:rPr>
           <w:rFonts w:hint="eastAsia"/>
+          <w:color w:val="auto"/>
           <w:sz w:val="28"/>
           <w:szCs w:val="28"/>
         </w:rPr>
@@ -5679,6 +6079,7 @@
         <w:spacing w:before="120" w:after="120" w:line="312" w:lineRule="auto"/>
         <w:rPr>
           <w:rFonts w:ascii="Times New Roman" w:hAnsi="Times New Roman"/>
+          <w:color w:val="auto"/>
           <w:sz w:val="24"/>
           <w:szCs w:val="24"/>
         </w:rPr>
@@ -5687,6 +6088,7 @@
       <w:r>
         <w:rPr>
           <w:rFonts w:hint="eastAsia" w:ascii="Times New Roman" w:hAnsi="Times New Roman"/>
+          <w:color w:val="auto"/>
           <w:sz w:val="24"/>
           <w:szCs w:val="24"/>
         </w:rPr>
@@ -5698,11 +6100,15 @@
       <w:pPr>
         <w:spacing w:line="312" w:lineRule="auto"/>
         <w:ind w:firstLineChars="200"/>
+        <w:rPr>
+          <w:color w:val="auto"/>
+        </w:rPr>
       </w:pPr>
       <w:bookmarkStart w:id="12" w:name="_Toc239671777"/>
       <w:r>
         <w:rPr>
           <w:rFonts w:hint="eastAsia"/>
+          <w:color w:val="auto"/>
         </w:rPr>
         <w:t>测试框架：两个子模块统一使用 Python 标准库 unittest，不引入 pytest 等第三方框架；几何子模块另由 tests/junit_report.py 生成 JUnit XML 与 UTF-8 日志。</w:t>
       </w:r>
@@ -5711,10 +6117,14 @@
       <w:pPr>
         <w:spacing w:line="312" w:lineRule="auto"/>
         <w:ind w:firstLineChars="200"/>
+        <w:rPr>
+          <w:color w:val="auto"/>
+        </w:rPr>
       </w:pPr>
       <w:r>
         <w:rPr>
           <w:rFonts w:hint="eastAsia"/>
+          <w:color w:val="auto"/>
         </w:rPr>
         <w:t>项目结构：几何子模块位于 tests/module1_coordinate/，其中 common.py 提供共享断言与夹具（容差 atol=1e-6），8 个 test_m1_geo_*.py 按被测函数分组；tests/junit_report.py 执行一次并同时产出日志与 JUnit XML。图像子模块位于 image_test_module1/，两个被测函数各含 test_equivalence.py 与 test_boundary.py，defect_tests/ 保存三个缺陷的修复前证据与修复后验证脚本。一键入口为 run_tests.ps1（几何子模块，33 条）与 image_test_module1/run_tests.ps1（图像子模块，15 条）。</w:t>
       </w:r>
@@ -5725,6 +6135,7 @@
         <w:spacing w:before="120" w:after="120" w:line="312" w:lineRule="auto"/>
         <w:rPr>
           <w:rFonts w:ascii="Times New Roman" w:hAnsi="Times New Roman"/>
+          <w:color w:val="auto"/>
           <w:sz w:val="24"/>
           <w:szCs w:val="24"/>
         </w:rPr>
@@ -5732,6 +6143,7 @@
       <w:r>
         <w:rPr>
           <w:rFonts w:hint="eastAsia" w:ascii="Times New Roman" w:hAnsi="Times New Roman"/>
+          <w:color w:val="auto"/>
           <w:sz w:val="24"/>
           <w:szCs w:val="24"/>
         </w:rPr>
@@ -5743,11 +6155,15 @@
       <w:pPr>
         <w:spacing w:line="312" w:lineRule="auto"/>
         <w:ind w:firstLineChars="200"/>
+        <w:rPr>
+          <w:color w:val="auto"/>
+        </w:rPr>
       </w:pPr>
       <w:bookmarkStart w:id="13" w:name="_Toc239671778"/>
       <w:r>
         <w:rPr>
           <w:rFonts w:hint="eastAsia"/>
+          <w:color w:val="auto"/>
         </w:rPr>
         <w:t>自动化脚本的核心设计思路有四：一是按被测函数分文件，文件名直接编码用例号区间（如 test_m1_geo_016_019_unproject.py），使用例编号可反向定位到代码；二是把共享夹具与断言收敛在 common.py，浮点比较统一使用 atol=1e-6，避免每条用例各写一套；三是不为可测性修改被测源码——vggt-main 的导入路径由外层脚本通过 PYTHONPATH 注入，且明确禁止导入 demo_gradio_cn.py（该脚本导入即加载模型权重并启动 Gradio 服务）；四是按预期结果断言：暴露缺陷的用例断言的是函数文档承诺的行为，因此缺陷修复前必然失败、修复后自动转为通过，无需改动用例。</w:t>
       </w:r>
@@ -5756,10 +6172,14 @@
       <w:pPr>
         <w:spacing w:line="312" w:lineRule="auto"/>
         <w:ind w:firstLineChars="200"/>
+        <w:rPr>
+          <w:color w:val="auto"/>
+        </w:rPr>
       </w:pPr>
       <w:r>
         <w:rPr>
           <w:rFonts w:hint="eastAsia"/>
+          <w:color w:val="auto"/>
         </w:rPr>
         <w:t>以下片段取自 M1-GEO-016，体现“准备最小输入—调用被测函数—按文档承诺断言形状与数值”的组织方式：</w:t>
       </w:r>
@@ -5769,10 +6189,14 @@
         <w:spacing w:line="312" w:lineRule="auto"/>
         <w:ind w:firstLineChars="0"/>
         <w:jc w:val="left"/>
+        <w:rPr>
+          <w:color w:val="auto"/>
+        </w:rPr>
       </w:pPr>
       <w:r>
         <w:rPr>
           <w:rFonts w:ascii="Consolas" w:hAnsi="Consolas" w:eastAsia="Consolas" w:cs="Consolas"/>
+          <w:color w:val="auto"/>
           <w:kern w:val="2"/>
           <w:sz w:val="19"/>
           <w:szCs w:val="24"/>
@@ -5786,6 +6210,7 @@
         <w:ind w:firstLineChars="0"/>
         <w:jc w:val="left"/>
         <w:rPr>
+          <w:color w:val="auto"/>
           <w:kern w:val="2"/>
           <w:sz w:val="21"/>
           <w:szCs w:val="24"/>
@@ -5794,6 +6219,7 @@
       <w:r>
         <w:rPr>
           <w:rFonts w:ascii="Consolas" w:hAnsi="Consolas" w:eastAsia="Consolas" w:cs="Consolas"/>
+          <w:color w:val="auto"/>
           <w:kern w:val="2"/>
           <w:sz w:val="19"/>
           <w:szCs w:val="24"/>
@@ -5807,6 +6233,7 @@
         <w:ind w:firstLineChars="0"/>
         <w:jc w:val="left"/>
         <w:rPr>
+          <w:color w:val="auto"/>
           <w:kern w:val="2"/>
           <w:sz w:val="21"/>
           <w:szCs w:val="24"/>
@@ -5815,6 +6242,7 @@
       <w:r>
         <w:rPr>
           <w:rFonts w:hint="eastAsia" w:ascii="Consolas" w:hAnsi="Consolas" w:eastAsia="Consolas" w:cs="Consolas"/>
+          <w:color w:val="auto"/>
           <w:kern w:val="2"/>
           <w:sz w:val="19"/>
           <w:szCs w:val="24"/>
@@ -5828,6 +6256,7 @@
         <w:ind w:firstLineChars="0"/>
         <w:jc w:val="left"/>
         <w:rPr>
+          <w:color w:val="auto"/>
           <w:kern w:val="2"/>
           <w:sz w:val="21"/>
           <w:szCs w:val="24"/>
@@ -5836,6 +6265,7 @@
       <w:r>
         <w:rPr>
           <w:rFonts w:ascii="Consolas" w:hAnsi="Consolas" w:eastAsia="Consolas" w:cs="Consolas"/>
+          <w:color w:val="auto"/>
           <w:kern w:val="2"/>
           <w:sz w:val="19"/>
           <w:szCs w:val="24"/>
@@ -5849,6 +6279,7 @@
         <w:ind w:firstLineChars="0"/>
         <w:jc w:val="left"/>
         <w:rPr>
+          <w:color w:val="auto"/>
           <w:kern w:val="2"/>
           <w:sz w:val="21"/>
           <w:szCs w:val="24"/>
@@ -5857,6 +6288,7 @@
       <w:r>
         <w:rPr>
           <w:rFonts w:ascii="Consolas" w:hAnsi="Consolas" w:eastAsia="Consolas" w:cs="Consolas"/>
+          <w:color w:val="auto"/>
           <w:kern w:val="2"/>
           <w:sz w:val="19"/>
           <w:szCs w:val="24"/>
@@ -5870,6 +6302,7 @@
         <w:ind w:firstLineChars="0"/>
         <w:jc w:val="left"/>
         <w:rPr>
+          <w:color w:val="auto"/>
           <w:kern w:val="2"/>
           <w:sz w:val="21"/>
           <w:szCs w:val="24"/>
@@ -5878,6 +6311,7 @@
       <w:r>
         <w:rPr>
           <w:rFonts w:ascii="Consolas" w:hAnsi="Consolas" w:eastAsia="Consolas" w:cs="Consolas"/>
+          <w:color w:val="auto"/>
           <w:kern w:val="2"/>
           <w:sz w:val="19"/>
           <w:szCs w:val="24"/>
@@ -5885,13 +6319,20 @@
         <w:t xml:space="preserve">        extrinsics = np.array([np.hstack([np.eye(3), np.zeros((3, 1))])] * 2)</w:t>
       </w:r>
     </w:p>
-    <w:p/>
+    <w:p>
+      <w:pPr>
+        <w:rPr>
+          <w:color w:val="auto"/>
+        </w:rPr>
+      </w:pPr>
+    </w:p>
     <w:p>
       <w:pPr>
         <w:spacing w:line="312" w:lineRule="auto"/>
         <w:ind w:firstLineChars="0"/>
         <w:jc w:val="left"/>
         <w:rPr>
+          <w:color w:val="auto"/>
           <w:kern w:val="2"/>
           <w:sz w:val="21"/>
           <w:szCs w:val="24"/>
@@ -5900,6 +6341,7 @@
       <w:r>
         <w:rPr>
           <w:rFonts w:ascii="Consolas" w:hAnsi="Consolas" w:eastAsia="Consolas" w:cs="Consolas"/>
+          <w:color w:val="auto"/>
           <w:kern w:val="2"/>
           <w:sz w:val="19"/>
           <w:szCs w:val="24"/>
@@ -5907,13 +6349,20 @@
         <w:t xml:space="preserve">        result = unproject_depth_map_to_point_map(depth_map, extrinsics, intrinsics)</w:t>
       </w:r>
     </w:p>
-    <w:p/>
+    <w:p>
+      <w:pPr>
+        <w:rPr>
+          <w:color w:val="auto"/>
+        </w:rPr>
+      </w:pPr>
+    </w:p>
     <w:p>
       <w:pPr>
         <w:spacing w:line="312" w:lineRule="auto"/>
         <w:ind w:firstLineChars="0"/>
         <w:jc w:val="left"/>
         <w:rPr>
+          <w:color w:val="auto"/>
           <w:kern w:val="2"/>
           <w:sz w:val="21"/>
           <w:szCs w:val="24"/>
@@ -5922,6 +6371,7 @@
       <w:r>
         <w:rPr>
           <w:rFonts w:ascii="Consolas" w:hAnsi="Consolas" w:eastAsia="Consolas" w:cs="Consolas"/>
+          <w:color w:val="auto"/>
           <w:kern w:val="2"/>
           <w:sz w:val="19"/>
           <w:szCs w:val="24"/>
@@ -5935,6 +6385,7 @@
         <w:ind w:firstLineChars="0"/>
         <w:jc w:val="left"/>
         <w:rPr>
+          <w:color w:val="auto"/>
           <w:kern w:val="2"/>
           <w:sz w:val="21"/>
           <w:szCs w:val="24"/>
@@ -5943,6 +6394,7 @@
       <w:r>
         <w:rPr>
           <w:rFonts w:ascii="Consolas" w:hAnsi="Consolas" w:eastAsia="Consolas" w:cs="Consolas"/>
+          <w:color w:val="auto"/>
           <w:kern w:val="2"/>
           <w:sz w:val="19"/>
           <w:szCs w:val="24"/>
@@ -5956,6 +6408,7 @@
         <w:ind w:firstLineChars="0"/>
         <w:jc w:val="left"/>
         <w:rPr>
+          <w:color w:val="auto"/>
           <w:kern w:val="2"/>
           <w:sz w:val="21"/>
           <w:szCs w:val="24"/>
@@ -5964,6 +6417,7 @@
       <w:r>
         <w:rPr>
           <w:rFonts w:ascii="Consolas" w:hAnsi="Consolas" w:eastAsia="Consolas" w:cs="Consolas"/>
+          <w:color w:val="auto"/>
           <w:kern w:val="2"/>
           <w:sz w:val="19"/>
           <w:szCs w:val="24"/>
@@ -5971,12 +6425,19 @@
         <w:t xml:space="preserve">        self.assertArrayAlmostEqual(result[1, 0, 0], [0.0, 0.0, 2.0])</w:t>
       </w:r>
     </w:p>
-    <w:p/>
+    <w:p>
+      <w:pPr>
+        <w:rPr>
+          <w:color w:val="auto"/>
+        </w:rPr>
+      </w:pPr>
+    </w:p>
     <w:p>
       <w:pPr>
         <w:spacing w:line="312" w:lineRule="auto"/>
         <w:ind w:firstLineChars="200"/>
         <w:rPr>
+          <w:color w:val="auto"/>
           <w:kern w:val="2"/>
           <w:sz w:val="21"/>
           <w:szCs w:val="24"/>
@@ -5985,6 +6446,7 @@
       <w:r>
         <w:rPr>
           <w:rFonts w:hint="eastAsia"/>
+          <w:color w:val="auto"/>
           <w:kern w:val="2"/>
           <w:sz w:val="21"/>
           <w:szCs w:val="24"/>
@@ -5995,6 +6457,7 @@
     <w:p>
       <w:pPr>
         <w:rPr>
+          <w:color w:val="auto"/>
           <w:kern w:val="2"/>
           <w:sz w:val="21"/>
           <w:szCs w:val="24"/>
@@ -6006,6 +6469,7 @@
         <w:pStyle w:val="2"/>
         <w:spacing w:before="240" w:after="240" w:line="312" w:lineRule="auto"/>
         <w:rPr>
+          <w:color w:val="auto"/>
           <w:sz w:val="28"/>
           <w:szCs w:val="28"/>
         </w:rPr>
@@ -6013,6 +6477,7 @@
       <w:r>
         <w:rPr>
           <w:rFonts w:hint="eastAsia"/>
+          <w:color w:val="auto"/>
           <w:sz w:val="28"/>
           <w:szCs w:val="28"/>
         </w:rPr>
@@ -6027,6 +6492,7 @@
         <w:jc w:val="left"/>
         <w:rPr>
           <w:rFonts w:ascii="Times New Roman" w:hAnsi="Times New Roman"/>
+          <w:color w:val="auto"/>
           <w:sz w:val="24"/>
           <w:szCs w:val="24"/>
         </w:rPr>
@@ -6036,6 +6502,7 @@
       <w:r>
         <w:rPr>
           <w:rFonts w:hint="eastAsia" w:ascii="Times New Roman" w:hAnsi="Times New Roman"/>
+          <w:color w:val="auto"/>
           <w:sz w:val="24"/>
           <w:szCs w:val="24"/>
         </w:rPr>
@@ -6047,11 +6514,15 @@
       <w:pPr>
         <w:spacing w:line="312" w:lineRule="auto"/>
         <w:ind w:firstLineChars="200"/>
+        <w:rPr>
+          <w:color w:val="auto"/>
+        </w:rPr>
       </w:pPr>
       <w:bookmarkStart w:id="16" w:name="_Toc239671780"/>
       <w:r>
         <w:rPr>
           <w:rFonts w:hint="eastAsia"/>
+          <w:color w:val="auto"/>
         </w:rPr>
         <w:t>模块一 47 条正式用例已全部执行完毕。几何子模块 32 条正式用例由 33 条自动化用例覆盖（M1-GEO-019 另含 1 条对照），本次执行 31 条通过、2 条失败，自动化执行通过率 93.9%；按正式用例统计为 30 条通过、2 条失败，通过率 93.75%。图像子模块 15 条常规用例 15/15 通过，另有 9 条缺陷专项检查 9/9 通过。两处失败（M1-GEO-016 与 M1-GEO-018）同源，均指向尚未修复的 DEF-M1-001。</w:t>
       </w:r>
@@ -6117,12 +6588,14 @@
               <w:rPr>
                 <w:b/>
                 <w:bCs/>
+                <w:color w:val="auto"/>
               </w:rPr>
             </w:pPr>
             <w:r>
               <w:rPr>
                 <w:rFonts w:hint="eastAsia"/>
                 <w:b/>
+                <w:color w:val="auto"/>
               </w:rPr>
               <w:t>范围</w:t>
             </w:r>
@@ -6140,12 +6613,14 @@
               <w:rPr>
                 <w:b/>
                 <w:bCs/>
+                <w:color w:val="auto"/>
               </w:rPr>
             </w:pPr>
             <w:r>
               <w:rPr>
                 <w:rFonts w:hint="eastAsia"/>
                 <w:b/>
+                <w:color w:val="auto"/>
               </w:rPr>
               <w:t>计划用例数</w:t>
             </w:r>
@@ -6163,12 +6638,14 @@
               <w:rPr>
                 <w:b/>
                 <w:bCs/>
+                <w:color w:val="auto"/>
               </w:rPr>
             </w:pPr>
             <w:r>
               <w:rPr>
                 <w:rFonts w:hint="eastAsia"/>
                 <w:b/>
+                <w:color w:val="auto"/>
               </w:rPr>
               <w:t>本次执行数</w:t>
             </w:r>
@@ -6186,12 +6663,14 @@
               <w:rPr>
                 <w:b/>
                 <w:bCs/>
+                <w:color w:val="auto"/>
               </w:rPr>
             </w:pPr>
             <w:r>
               <w:rPr>
                 <w:rFonts w:hint="eastAsia"/>
                 <w:b/>
+                <w:color w:val="auto"/>
               </w:rPr>
               <w:t>通过</w:t>
             </w:r>
@@ -6209,12 +6688,14 @@
               <w:rPr>
                 <w:b/>
                 <w:bCs/>
+                <w:color w:val="auto"/>
               </w:rPr>
             </w:pPr>
             <w:r>
               <w:rPr>
                 <w:rFonts w:hint="eastAsia"/>
                 <w:b/>
+                <w:color w:val="auto"/>
               </w:rPr>
               <w:t>失败</w:t>
             </w:r>
@@ -6231,12 +6712,14 @@
               <w:rPr>
                 <w:b/>
                 <w:bCs/>
+                <w:color w:val="auto"/>
               </w:rPr>
             </w:pPr>
             <w:r>
               <w:rPr>
                 <w:rFonts w:hint="eastAsia"/>
                 <w:b/>
+                <w:color w:val="auto"/>
               </w:rPr>
               <w:t>结论</w:t>
             </w:r>
@@ -6269,9 +6752,15 @@
             <w:vAlign w:val="center"/>
           </w:tcPr>
           <w:p>
-            <w:r>
-              <w:rPr>
-                <w:rFonts w:hint="eastAsia"/>
+            <w:pPr>
+              <w:rPr>
+                <w:color w:val="auto"/>
+              </w:rPr>
+            </w:pPr>
+            <w:r>
+              <w:rPr>
+                <w:rFonts w:hint="eastAsia"/>
+                <w:color w:val="auto"/>
               </w:rPr>
               <w:t>几何坐标转换（几何子模块）</w:t>
             </w:r>
@@ -6285,8 +6774,14 @@
           <w:p>
             <w:pPr>
               <w:jc w:val="center"/>
-            </w:pPr>
-            <w:r>
+              <w:rPr>
+                <w:color w:val="auto"/>
+              </w:rPr>
+            </w:pPr>
+            <w:r>
+              <w:rPr>
+                <w:color w:val="auto"/>
+              </w:rPr>
               <w:t>32</w:t>
             </w:r>
           </w:p>
@@ -6299,8 +6794,14 @@
           <w:p>
             <w:pPr>
               <w:jc w:val="center"/>
-            </w:pPr>
-            <w:r>
+              <w:rPr>
+                <w:color w:val="auto"/>
+              </w:rPr>
+            </w:pPr>
+            <w:r>
+              <w:rPr>
+                <w:color w:val="auto"/>
+              </w:rPr>
               <w:t>33</w:t>
             </w:r>
           </w:p>
@@ -6313,8 +6814,14 @@
           <w:p>
             <w:pPr>
               <w:jc w:val="center"/>
-            </w:pPr>
-            <w:r>
+              <w:rPr>
+                <w:color w:val="auto"/>
+              </w:rPr>
+            </w:pPr>
+            <w:r>
+              <w:rPr>
+                <w:color w:val="auto"/>
+              </w:rPr>
               <w:t>31</w:t>
             </w:r>
           </w:p>
@@ -6327,8 +6834,14 @@
           <w:p>
             <w:pPr>
               <w:jc w:val="center"/>
-            </w:pPr>
-            <w:r>
+              <w:rPr>
+                <w:color w:val="auto"/>
+              </w:rPr>
+            </w:pPr>
+            <w:r>
+              <w:rPr>
+                <w:color w:val="auto"/>
+              </w:rPr>
               <w:t>2</w:t>
             </w:r>
           </w:p>
@@ -6339,9 +6852,15 @@
             <w:vAlign w:val="center"/>
           </w:tcPr>
           <w:p>
-            <w:r>
-              <w:rPr>
-                <w:rFonts w:hint="eastAsia"/>
+            <w:pPr>
+              <w:rPr>
+                <w:color w:val="auto"/>
+              </w:rPr>
+            </w:pPr>
+            <w:r>
+              <w:rPr>
+                <w:rFonts w:hint="eastAsia"/>
+                <w:color w:val="auto"/>
               </w:rPr>
               <w:t>正式用例 30 通过、2 失败；失败同源于 DEF-M1-001</w:t>
             </w:r>
@@ -6374,9 +6893,15 @@
             <w:vAlign w:val="center"/>
           </w:tcPr>
           <w:p>
-            <w:r>
-              <w:rPr>
-                <w:rFonts w:hint="eastAsia"/>
+            <w:pPr>
+              <w:rPr>
+                <w:color w:val="auto"/>
+              </w:rPr>
+            </w:pPr>
+            <w:r>
+              <w:rPr>
+                <w:rFonts w:hint="eastAsia"/>
+                <w:color w:val="auto"/>
               </w:rPr>
               <w:t>图像加载与预处理（图像子模块）</w:t>
             </w:r>
@@ -6390,8 +6915,14 @@
           <w:p>
             <w:pPr>
               <w:jc w:val="center"/>
-            </w:pPr>
-            <w:r>
+              <w:rPr>
+                <w:color w:val="auto"/>
+              </w:rPr>
+            </w:pPr>
+            <w:r>
+              <w:rPr>
+                <w:color w:val="auto"/>
+              </w:rPr>
               <w:t>15</w:t>
             </w:r>
           </w:p>
@@ -6404,8 +6935,14 @@
           <w:p>
             <w:pPr>
               <w:jc w:val="center"/>
-            </w:pPr>
-            <w:r>
+              <w:rPr>
+                <w:color w:val="auto"/>
+              </w:rPr>
+            </w:pPr>
+            <w:r>
+              <w:rPr>
+                <w:color w:val="auto"/>
+              </w:rPr>
               <w:t>15</w:t>
             </w:r>
           </w:p>
@@ -6418,8 +6955,14 @@
           <w:p>
             <w:pPr>
               <w:jc w:val="center"/>
-            </w:pPr>
-            <w:r>
+              <w:rPr>
+                <w:color w:val="auto"/>
+              </w:rPr>
+            </w:pPr>
+            <w:r>
+              <w:rPr>
+                <w:color w:val="auto"/>
+              </w:rPr>
               <w:t>15</w:t>
             </w:r>
           </w:p>
@@ -6432,8 +6975,14 @@
           <w:p>
             <w:pPr>
               <w:jc w:val="center"/>
-            </w:pPr>
-            <w:r>
+              <w:rPr>
+                <w:color w:val="auto"/>
+              </w:rPr>
+            </w:pPr>
+            <w:r>
+              <w:rPr>
+                <w:color w:val="auto"/>
+              </w:rPr>
               <w:t>0</w:t>
             </w:r>
           </w:p>
@@ -6444,9 +6993,15 @@
             <w:vAlign w:val="center"/>
           </w:tcPr>
           <w:p>
-            <w:r>
-              <w:rPr>
-                <w:rFonts w:hint="eastAsia"/>
+            <w:pPr>
+              <w:rPr>
+                <w:color w:val="auto"/>
+              </w:rPr>
+            </w:pPr>
+            <w:r>
+              <w:rPr>
+                <w:rFonts w:hint="eastAsia"/>
+                <w:color w:val="auto"/>
               </w:rPr>
               <w:t>2026-09-14 复核 Ran 15 tests OK</w:t>
             </w:r>
@@ -6479,9 +7034,15 @@
             <w:vAlign w:val="center"/>
           </w:tcPr>
           <w:p>
-            <w:r>
-              <w:rPr>
-                <w:rFonts w:hint="eastAsia"/>
+            <w:pPr>
+              <w:rPr>
+                <w:color w:val="auto"/>
+              </w:rPr>
+            </w:pPr>
+            <w:r>
+              <w:rPr>
+                <w:rFonts w:hint="eastAsia"/>
+                <w:color w:val="auto"/>
               </w:rPr>
               <w:t>正式用例合计</w:t>
             </w:r>
@@ -6495,8 +7056,14 @@
           <w:p>
             <w:pPr>
               <w:jc w:val="center"/>
-            </w:pPr>
-            <w:r>
+              <w:rPr>
+                <w:color w:val="auto"/>
+              </w:rPr>
+            </w:pPr>
+            <w:r>
+              <w:rPr>
+                <w:color w:val="auto"/>
+              </w:rPr>
               <w:t>47</w:t>
             </w:r>
           </w:p>
@@ -6509,8 +7076,14 @@
           <w:p>
             <w:pPr>
               <w:jc w:val="center"/>
-            </w:pPr>
-            <w:r>
+              <w:rPr>
+                <w:color w:val="auto"/>
+              </w:rPr>
+            </w:pPr>
+            <w:r>
+              <w:rPr>
+                <w:color w:val="auto"/>
+              </w:rPr>
               <w:t>48</w:t>
             </w:r>
           </w:p>
@@ -6523,8 +7096,14 @@
           <w:p>
             <w:pPr>
               <w:jc w:val="center"/>
-            </w:pPr>
-            <w:r>
+              <w:rPr>
+                <w:color w:val="auto"/>
+              </w:rPr>
+            </w:pPr>
+            <w:r>
+              <w:rPr>
+                <w:color w:val="auto"/>
+              </w:rPr>
               <w:t>46</w:t>
             </w:r>
           </w:p>
@@ -6537,8 +7116,14 @@
           <w:p>
             <w:pPr>
               <w:jc w:val="center"/>
-            </w:pPr>
-            <w:r>
+              <w:rPr>
+                <w:color w:val="auto"/>
+              </w:rPr>
+            </w:pPr>
+            <w:r>
+              <w:rPr>
+                <w:color w:val="auto"/>
+              </w:rPr>
               <w:t>2</w:t>
             </w:r>
           </w:p>
@@ -6549,9 +7134,15 @@
             <w:vAlign w:val="center"/>
           </w:tcPr>
           <w:p>
-            <w:r>
-              <w:rPr>
-                <w:rFonts w:hint="eastAsia"/>
+            <w:pPr>
+              <w:rPr>
+                <w:color w:val="auto"/>
+              </w:rPr>
+            </w:pPr>
+            <w:r>
+              <w:rPr>
+                <w:rFonts w:hint="eastAsia"/>
+                <w:color w:val="auto"/>
               </w:rPr>
               <w:t>正式用例通过率 45/47 = 95.7%</w:t>
             </w:r>
@@ -6584,9 +7175,15 @@
             <w:vAlign w:val="center"/>
           </w:tcPr>
           <w:p>
-            <w:r>
-              <w:rPr>
-                <w:rFonts w:hint="eastAsia"/>
+            <w:pPr>
+              <w:rPr>
+                <w:color w:val="auto"/>
+              </w:rPr>
+            </w:pPr>
+            <w:r>
+              <w:rPr>
+                <w:rFonts w:hint="eastAsia"/>
+                <w:color w:val="auto"/>
               </w:rPr>
               <w:t>缺陷专项检查（不重复计入用例数）</w:t>
             </w:r>
@@ -6600,10 +7197,14 @@
           <w:p>
             <w:pPr>
               <w:jc w:val="center"/>
-            </w:pPr>
-            <w:r>
-              <w:rPr>
-                <w:rFonts w:hint="eastAsia"/>
+              <w:rPr>
+                <w:color w:val="auto"/>
+              </w:rPr>
+            </w:pPr>
+            <w:r>
+              <w:rPr>
+                <w:rFonts w:hint="eastAsia"/>
+                <w:color w:val="auto"/>
               </w:rPr>
               <w:t>另计 9</w:t>
             </w:r>
@@ -6617,8 +7218,14 @@
           <w:p>
             <w:pPr>
               <w:jc w:val="center"/>
-            </w:pPr>
-            <w:r>
+              <w:rPr>
+                <w:color w:val="auto"/>
+              </w:rPr>
+            </w:pPr>
+            <w:r>
+              <w:rPr>
+                <w:color w:val="auto"/>
+              </w:rPr>
               <w:t>9</w:t>
             </w:r>
           </w:p>
@@ -6631,8 +7238,14 @@
           <w:p>
             <w:pPr>
               <w:jc w:val="center"/>
-            </w:pPr>
-            <w:r>
+              <w:rPr>
+                <w:color w:val="auto"/>
+              </w:rPr>
+            </w:pPr>
+            <w:r>
+              <w:rPr>
+                <w:color w:val="auto"/>
+              </w:rPr>
               <w:t>9</w:t>
             </w:r>
           </w:p>
@@ -6645,8 +7258,14 @@
           <w:p>
             <w:pPr>
               <w:jc w:val="center"/>
-            </w:pPr>
-            <w:r>
+              <w:rPr>
+                <w:color w:val="auto"/>
+              </w:rPr>
+            </w:pPr>
+            <w:r>
+              <w:rPr>
+                <w:color w:val="auto"/>
+              </w:rPr>
               <w:t>0</w:t>
             </w:r>
           </w:p>
@@ -6657,9 +7276,15 @@
             <w:vAlign w:val="center"/>
           </w:tcPr>
           <w:p>
-            <w:r>
-              <w:rPr>
-                <w:rFonts w:hint="eastAsia"/>
+            <w:pPr>
+              <w:rPr>
+                <w:color w:val="auto"/>
+              </w:rPr>
+            </w:pPr>
+            <w:r>
+              <w:rPr>
+                <w:rFonts w:hint="eastAsia"/>
+                <w:color w:val="auto"/>
               </w:rPr>
               <w:t>3 个缺陷各 3 条检查，全部通过</w:t>
             </w:r>
@@ -6673,6 +7298,7 @@
         <w:spacing w:before="120" w:after="120" w:line="312" w:lineRule="auto"/>
         <w:rPr>
           <w:rFonts w:ascii="Times New Roman" w:hAnsi="Times New Roman"/>
+          <w:color w:val="auto"/>
           <w:sz w:val="24"/>
           <w:szCs w:val="24"/>
         </w:rPr>
@@ -6680,6 +7306,7 @@
       <w:r>
         <w:rPr>
           <w:rFonts w:hint="eastAsia" w:ascii="Times New Roman" w:hAnsi="Times New Roman"/>
+          <w:color w:val="auto"/>
           <w:sz w:val="24"/>
           <w:szCs w:val="24"/>
         </w:rPr>
@@ -6691,11 +7318,15 @@
       <w:pPr>
         <w:spacing w:line="312" w:lineRule="auto"/>
         <w:ind w:firstLineChars="200"/>
+        <w:rPr>
+          <w:color w:val="auto"/>
+        </w:rPr>
       </w:pPr>
       <w:bookmarkStart w:id="17" w:name="_Toc239671781"/>
       <w:r>
         <w:rPr>
           <w:rFonts w:hint="eastAsia"/>
+          <w:color w:val="auto"/>
         </w:rPr>
         <w:t>模块一共登记 4 个有效缺陷：几何子模块 1 个（高严重度、尚未修复），图像子模块 3 个（均已修复并通过专项复测）。各缺陷的表现形式、严重程度、发现方式与当前状态如下表。</w:t>
       </w:r>
@@ -6738,6 +7369,12 @@
             <w:insideH w:val="single" w:color="999999" w:sz="6" w:space="0"/>
             <w:insideV w:val="single" w:color="999999" w:sz="6" w:space="0"/>
           </w:tblBorders>
+          <w:tblCellMar>
+            <w:top w:w="15" w:type="dxa"/>
+            <w:left w:w="15" w:type="dxa"/>
+            <w:bottom w:w="15" w:type="dxa"/>
+            <w:right w:w="15" w:type="dxa"/>
+          </w:tblCellMar>
         </w:tblPrEx>
         <w:trPr>
           <w:tblHeader/>
@@ -6755,12 +7392,14 @@
               <w:rPr>
                 <w:b/>
                 <w:bCs/>
+                <w:color w:val="auto"/>
               </w:rPr>
             </w:pPr>
             <w:r>
               <w:rPr>
                 <w:rFonts w:hint="eastAsia"/>
                 <w:b/>
+                <w:color w:val="auto"/>
               </w:rPr>
               <w:t>缺陷编号</w:t>
             </w:r>
@@ -6777,12 +7416,14 @@
               <w:rPr>
                 <w:b/>
                 <w:bCs/>
+                <w:color w:val="auto"/>
               </w:rPr>
             </w:pPr>
             <w:r>
               <w:rPr>
                 <w:rFonts w:hint="eastAsia"/>
                 <w:b/>
+                <w:color w:val="auto"/>
               </w:rPr>
               <w:t>表现形式与影响</w:t>
             </w:r>
@@ -6800,12 +7441,14 @@
               <w:rPr>
                 <w:b/>
                 <w:bCs/>
+                <w:color w:val="auto"/>
               </w:rPr>
             </w:pPr>
             <w:r>
               <w:rPr>
                 <w:rFonts w:hint="eastAsia"/>
                 <w:b/>
+                <w:color w:val="auto"/>
               </w:rPr>
               <w:t>严重程度</w:t>
             </w:r>
@@ -6822,12 +7465,14 @@
               <w:rPr>
                 <w:b/>
                 <w:bCs/>
+                <w:color w:val="auto"/>
               </w:rPr>
             </w:pPr>
             <w:r>
               <w:rPr>
                 <w:rFonts w:hint="eastAsia"/>
                 <w:b/>
+                <w:color w:val="auto"/>
               </w:rPr>
               <w:t>发现方式</w:t>
             </w:r>
@@ -6844,12 +7489,14 @@
               <w:rPr>
                 <w:b/>
                 <w:bCs/>
+                <w:color w:val="auto"/>
               </w:rPr>
             </w:pPr>
             <w:r>
               <w:rPr>
                 <w:rFonts w:hint="eastAsia"/>
                 <w:b/>
+                <w:color w:val="auto"/>
               </w:rPr>
               <w:t>当前状态</w:t>
             </w:r>
@@ -6884,8 +7531,14 @@
           <w:p>
             <w:pPr>
               <w:jc w:val="center"/>
-            </w:pPr>
-            <w:r>
+              <w:rPr>
+                <w:color w:val="auto"/>
+              </w:rPr>
+            </w:pPr>
+            <w:r>
+              <w:rPr>
+                <w:color w:val="auto"/>
+              </w:rPr>
               <w:t>DEF-M1-001</w:t>
             </w:r>
           </w:p>
@@ -6896,9 +7549,15 @@
             <w:vAlign w:val="center"/>
           </w:tcPr>
           <w:p>
-            <w:r>
-              <w:rPr>
-                <w:rFonts w:hint="eastAsia"/>
+            <w:pPr>
+              <w:rPr>
+                <w:color w:val="auto"/>
+              </w:rPr>
+            </w:pPr>
+            <w:r>
+              <w:rPr>
+                <w:rFonts w:hint="eastAsia"/>
+                <w:color w:val="auto"/>
               </w:rPr>
               <w:t>unproject_depth_map_to_point_map 对文档声明的 (S,H,W) 三维深度图全部失败（ValueError 解包错误），仅四维输入可用</w:t>
             </w:r>
@@ -6912,10 +7571,14 @@
           <w:p>
             <w:pPr>
               <w:jc w:val="center"/>
-            </w:pPr>
-            <w:r>
-              <w:rPr>
-                <w:rFonts w:hint="eastAsia"/>
+              <w:rPr>
+                <w:color w:val="auto"/>
+              </w:rPr>
+            </w:pPr>
+            <w:r>
+              <w:rPr>
+                <w:rFonts w:hint="eastAsia"/>
+                <w:color w:val="auto"/>
               </w:rPr>
               <w:t>高</w:t>
             </w:r>
@@ -6927,9 +7590,15 @@
             <w:vAlign w:val="center"/>
           </w:tcPr>
           <w:p>
-            <w:r>
-              <w:rPr>
-                <w:rFonts w:hint="eastAsia"/>
+            <w:pPr>
+              <w:rPr>
+                <w:color w:val="auto"/>
+              </w:rPr>
+            </w:pPr>
+            <w:r>
+              <w:rPr>
+                <w:rFonts w:hint="eastAsia"/>
+                <w:color w:val="auto"/>
               </w:rPr>
               <w:t>自动化用例 M1-GEO-016 与 M1-GEO-018 失败，另经手工最小输入复现</w:t>
             </w:r>
@@ -6941,9 +7610,15 @@
             <w:vAlign w:val="center"/>
           </w:tcPr>
           <w:p>
-            <w:r>
-              <w:rPr>
-                <w:rFonts w:hint="eastAsia"/>
+            <w:pPr>
+              <w:rPr>
+                <w:color w:val="auto"/>
+              </w:rPr>
+            </w:pPr>
+            <w:r>
+              <w:rPr>
+                <w:rFonts w:hint="eastAsia"/>
+                <w:color w:val="auto"/>
               </w:rPr>
               <w:t>已确认，待修复与复测</w:t>
             </w:r>
@@ -6978,8 +7653,14 @@
           <w:p>
             <w:pPr>
               <w:jc w:val="center"/>
-            </w:pPr>
-            <w:r>
+              <w:rPr>
+                <w:color w:val="auto"/>
+              </w:rPr>
+            </w:pPr>
+            <w:r>
+              <w:rPr>
+                <w:color w:val="auto"/>
+              </w:rPr>
               <w:t>DEF-IMG-001</w:t>
             </w:r>
           </w:p>
@@ -6990,9 +7671,15 @@
             <w:vAlign w:val="center"/>
           </w:tcPr>
           <w:p>
-            <w:r>
-              <w:rPr>
-                <w:rFonts w:hint="eastAsia"/>
+            <w:pPr>
+              <w:rPr>
+                <w:color w:val="auto"/>
+              </w:rPr>
+            </w:pPr>
+            <w:r>
+              <w:rPr>
+                <w:rFonts w:hint="eastAsia"/>
+                <w:color w:val="auto"/>
               </w:rPr>
               <w:t>极端宽高比图片按 patch_size=14 对齐时非零短边被四舍五入为 0，crop 模式崩溃</w:t>
             </w:r>
@@ -7006,10 +7693,14 @@
           <w:p>
             <w:pPr>
               <w:jc w:val="center"/>
-            </w:pPr>
-            <w:r>
-              <w:rPr>
-                <w:rFonts w:hint="eastAsia"/>
+              <w:rPr>
+                <w:color w:val="auto"/>
+              </w:rPr>
+            </w:pPr>
+            <w:r>
+              <w:rPr>
+                <w:rFonts w:hint="eastAsia"/>
+                <w:color w:val="auto"/>
               </w:rPr>
               <w:t>高</w:t>
             </w:r>
@@ -7021,9 +7712,15 @@
             <w:vAlign w:val="center"/>
           </w:tcPr>
           <w:p>
-            <w:r>
-              <w:rPr>
-                <w:rFonts w:hint="eastAsia"/>
+            <w:pPr>
+              <w:rPr>
+                <w:color w:val="auto"/>
+              </w:rPr>
+            </w:pPr>
+            <w:r>
+              <w:rPr>
+                <w:rFonts w:hint="eastAsia"/>
+                <w:color w:val="auto"/>
               </w:rPr>
               <w:t>自动化专项 3 条加常规回归</w:t>
             </w:r>
@@ -7035,9 +7732,15 @@
             <w:vAlign w:val="center"/>
           </w:tcPr>
           <w:p>
-            <w:r>
-              <w:rPr>
-                <w:rFonts w:hint="eastAsia"/>
+            <w:pPr>
+              <w:rPr>
+                <w:color w:val="auto"/>
+              </w:rPr>
+            </w:pPr>
+            <w:r>
+              <w:rPr>
+                <w:rFonts w:hint="eastAsia"/>
+                <w:color w:val="auto"/>
               </w:rPr>
               <w:t>已修复，复测通过</w:t>
             </w:r>
@@ -7072,8 +7775,14 @@
           <w:p>
             <w:pPr>
               <w:jc w:val="center"/>
-            </w:pPr>
-            <w:r>
+              <w:rPr>
+                <w:color w:val="auto"/>
+              </w:rPr>
+            </w:pPr>
+            <w:r>
+              <w:rPr>
+                <w:color w:val="auto"/>
+              </w:rPr>
               <w:t>DEF-IMG-002</w:t>
             </w:r>
           </w:p>
@@ -7084,9 +7793,15 @@
             <w:vAlign w:val="center"/>
           </w:tcPr>
           <w:p>
-            <w:r>
-              <w:rPr>
-                <w:rFonts w:hint="eastAsia"/>
+            <w:pPr>
+              <w:rPr>
+                <w:color w:val="auto"/>
+              </w:rPr>
+            </w:pPr>
+            <w:r>
+              <w:rPr>
+                <w:rFonts w:hint="eastAsia"/>
+                <w:color w:val="auto"/>
               </w:rPr>
               <w:t>未应用 JPEG EXIF 方向，Orientation=6 的竖图被当作横图，输出形状错误</w:t>
             </w:r>
@@ -7100,10 +7815,14 @@
           <w:p>
             <w:pPr>
               <w:jc w:val="center"/>
-            </w:pPr>
-            <w:r>
-              <w:rPr>
-                <w:rFonts w:hint="eastAsia"/>
+              <w:rPr>
+                <w:color w:val="auto"/>
+              </w:rPr>
+            </w:pPr>
+            <w:r>
+              <w:rPr>
+                <w:rFonts w:hint="eastAsia"/>
+                <w:color w:val="auto"/>
               </w:rPr>
               <w:t>中</w:t>
             </w:r>
@@ -7115,9 +7834,15 @@
             <w:vAlign w:val="center"/>
           </w:tcPr>
           <w:p>
-            <w:r>
-              <w:rPr>
-                <w:rFonts w:hint="eastAsia"/>
+            <w:pPr>
+              <w:rPr>
+                <w:color w:val="auto"/>
+              </w:rPr>
+            </w:pPr>
+            <w:r>
+              <w:rPr>
+                <w:rFonts w:hint="eastAsia"/>
+                <w:color w:val="auto"/>
               </w:rPr>
               <w:t>自动化专项 3 条</w:t>
             </w:r>
@@ -7129,9 +7854,15 @@
             <w:vAlign w:val="center"/>
           </w:tcPr>
           <w:p>
-            <w:r>
-              <w:rPr>
-                <w:rFonts w:hint="eastAsia"/>
+            <w:pPr>
+              <w:rPr>
+                <w:color w:val="auto"/>
+              </w:rPr>
+            </w:pPr>
+            <w:r>
+              <w:rPr>
+                <w:rFonts w:hint="eastAsia"/>
+                <w:color w:val="auto"/>
               </w:rPr>
               <w:t>已修复，复测通过</w:t>
             </w:r>
@@ -7166,8 +7897,14 @@
           <w:p>
             <w:pPr>
               <w:jc w:val="center"/>
-            </w:pPr>
-            <w:r>
+              <w:rPr>
+                <w:color w:val="auto"/>
+              </w:rPr>
+            </w:pPr>
+            <w:r>
+              <w:rPr>
+                <w:color w:val="auto"/>
+              </w:rPr>
               <w:t>DEF-IMG-003</w:t>
             </w:r>
           </w:p>
@@ -7178,9 +7915,15 @@
             <w:vAlign w:val="center"/>
           </w:tcPr>
           <w:p>
-            <w:r>
-              <w:rPr>
-                <w:rFonts w:hint="eastAsia"/>
+            <w:pPr>
+              <w:rPr>
+                <w:color w:val="auto"/>
+              </w:rPr>
+            </w:pPr>
+            <w:r>
+              <w:rPr>
+                <w:rFonts w:hint="eastAsia"/>
+                <w:color w:val="auto"/>
               </w:rPr>
               <w:t>P 模式 PNG 的 transparency 未参与合成，全透明像素退化为调色板颜色而非白色</w:t>
             </w:r>
@@ -7194,10 +7937,14 @@
           <w:p>
             <w:pPr>
               <w:jc w:val="center"/>
-            </w:pPr>
-            <w:r>
-              <w:rPr>
-                <w:rFonts w:hint="eastAsia"/>
+              <w:rPr>
+                <w:color w:val="auto"/>
+              </w:rPr>
+            </w:pPr>
+            <w:r>
+              <w:rPr>
+                <w:rFonts w:hint="eastAsia"/>
+                <w:color w:val="auto"/>
               </w:rPr>
               <w:t>中</w:t>
             </w:r>
@@ -7209,9 +7956,15 @@
             <w:vAlign w:val="center"/>
           </w:tcPr>
           <w:p>
-            <w:r>
-              <w:rPr>
-                <w:rFonts w:hint="eastAsia"/>
+            <w:pPr>
+              <w:rPr>
+                <w:color w:val="auto"/>
+              </w:rPr>
+            </w:pPr>
+            <w:r>
+              <w:rPr>
+                <w:rFonts w:hint="eastAsia"/>
+                <w:color w:val="auto"/>
               </w:rPr>
               <w:t>自动化专项 3 条</w:t>
             </w:r>
@@ -7223,9 +7976,15 @@
             <w:vAlign w:val="center"/>
           </w:tcPr>
           <w:p>
-            <w:r>
-              <w:rPr>
-                <w:rFonts w:hint="eastAsia"/>
+            <w:pPr>
+              <w:rPr>
+                <w:color w:val="auto"/>
+              </w:rPr>
+            </w:pPr>
+            <w:r>
+              <w:rPr>
+                <w:rFonts w:hint="eastAsia"/>
+                <w:color w:val="auto"/>
               </w:rPr>
               <w:t>已修复，复测通过</w:t>
             </w:r>
@@ -7239,6 +7998,7 @@
         <w:spacing w:before="120" w:after="120" w:line="312" w:lineRule="auto"/>
         <w:rPr>
           <w:rFonts w:ascii="Times New Roman" w:hAnsi="Times New Roman"/>
+          <w:color w:val="auto"/>
           <w:sz w:val="24"/>
           <w:szCs w:val="24"/>
         </w:rPr>
@@ -7246,6 +8006,7 @@
       <w:r>
         <w:rPr>
           <w:rFonts w:hint="eastAsia" w:ascii="Times New Roman" w:hAnsi="Times New Roman"/>
+          <w:color w:val="auto"/>
           <w:sz w:val="24"/>
           <w:szCs w:val="24"/>
         </w:rPr>
@@ -7257,11 +8018,15 @@
       <w:pPr>
         <w:spacing w:line="312" w:lineRule="auto"/>
         <w:ind w:firstLineChars="200"/>
+        <w:rPr>
+          <w:color w:val="auto"/>
+        </w:rPr>
       </w:pPr>
       <w:bookmarkStart w:id="18" w:name="_Toc239671782"/>
       <w:r>
         <w:rPr>
           <w:rFonts w:hint="eastAsia"/>
+          <w:color w:val="auto"/>
         </w:rPr>
         <w:t>本节从 4 个已登记缺陷中选取 3 个最有代表性的，描述从发现到定位、修复到复测的完整闭环；其余 1 个（DEF-IMG-003）的完整记录见《VGGT 模块一缺陷报告》。</w:t>
       </w:r>
@@ -7270,17 +8035,22 @@
       <w:pPr>
         <w:spacing w:line="312" w:lineRule="auto"/>
         <w:ind w:firstLineChars="200"/>
+        <w:rPr>
+          <w:color w:val="auto"/>
+        </w:rPr>
       </w:pPr>
       <w:r>
         <w:rPr>
           <w:rFonts w:hint="eastAsia"/>
           <w:b/>
+          <w:color w:val="auto"/>
         </w:rPr>
         <w:t>DEF-M1-001（几何坐标转换，高，未修复）</w:t>
       </w:r>
       <w:r>
         <w:rPr>
           <w:rFonts w:hint="eastAsia"/>
+          <w:color w:val="auto"/>
         </w:rPr>
         <w:t xml:space="preserve"> 发现于自动化用例 M1-GEO-016：两帧 (S,H,W) 深度图反投影抛出 ValueError: not enough values to unpack (expected 2, got 1)。定位到 geometry.py:98 —— 每帧无条件执行 depth_map[frame_idx].squeeze(-1)：当 W=1 时 squeeze 会删掉宽度维，单帧数据由二维退化为一维，随后 H, W = depth_map.shape 解包失败；当 W&gt;1 时末维不是 1，NumPy 直接拒绝 squeeze。因此函数文档声明支持的全部 (S,H,W) 输入都会失败，而四维 (S,H,W,1) 对照输入正常。当前规避方式为调用方在三维深度图末尾补一个通道维；正确修复应仅在末维确实为 1 时删除该维。缺陷状态为“已确认，待修复与复测”。</w:t>
       </w:r>
@@ -7289,17 +8059,22 @@
       <w:pPr>
         <w:spacing w:line="312" w:lineRule="auto"/>
         <w:ind w:firstLineChars="200"/>
+        <w:rPr>
+          <w:color w:val="auto"/>
+        </w:rPr>
       </w:pPr>
       <w:r>
         <w:rPr>
           <w:rFonts w:hint="eastAsia"/>
           <w:b/>
+          <w:color w:val="auto"/>
         </w:rPr>
         <w:t>DEF-IMG-001（图像加载与预处理，高，已修复）</w:t>
       </w:r>
       <w:r>
         <w:rPr>
           <w:rFonts w:hint="eastAsia"/>
+          <w:color w:val="auto"/>
         </w:rPr>
         <w:t xml:space="preserve"> 现象为极端宽高比图片（如 518×1）在 crop 模式下按 patch_size=14 对齐时，非零短边被四舍五入为 0，图像尺寸非法导致缩放崩溃。修复在对齐计算后补上不小于 patch_size 的下限，保证有效图片短边不退化。验证方式为 3 条专项检查（含一条 518×14 对照用例锁定原有下界不回退）：修复前 2 条失败，修复后 3/3 通过。</w:t>
       </w:r>
@@ -7308,17 +8083,22 @@
       <w:pPr>
         <w:spacing w:line="312" w:lineRule="auto"/>
         <w:ind w:firstLineChars="200"/>
+        <w:rPr>
+          <w:color w:val="auto"/>
+        </w:rPr>
       </w:pPr>
       <w:r>
         <w:rPr>
           <w:rFonts w:hint="eastAsia"/>
           <w:b/>
+          <w:color w:val="auto"/>
         </w:rPr>
         <w:t>DEF-IMG-002（图像加载与预处理，中，已修复）</w:t>
       </w:r>
       <w:r>
         <w:rPr>
           <w:rFonts w:hint="eastAsia"/>
+          <w:color w:val="auto"/>
         </w:rPr>
         <w:t xml:space="preserve"> 现象为未应用 JPEG EXIF 显示方向：Orientation=6 的竖构图图片被误作横图处理，标准加载函数输出形状由预期的 (1,3,518,518) 变为 (1,3,252,518)，方图加载函数返回的区域坐标也随之错误（实测 [[0,35,140,105,40,20]]）。根因是代码在应用 EXIF 方向之前就读取了存储尺寸。修复将方向校正统一放入两个公开加载函数共用的预处理入口，并以“无方向标记的横图保持横构图”作为对照，避免过度旋转。</w:t>
       </w:r>
@@ -7329,6 +8109,7 @@
         <w:spacing w:before="120" w:after="120" w:line="312" w:lineRule="auto"/>
         <w:rPr>
           <w:rFonts w:ascii="Times New Roman" w:hAnsi="Times New Roman"/>
+          <w:color w:val="auto"/>
           <w:sz w:val="24"/>
           <w:szCs w:val="24"/>
         </w:rPr>
@@ -7336,6 +8117,7 @@
       <w:r>
         <w:rPr>
           <w:rFonts w:ascii="Times New Roman" w:hAnsi="Times New Roman"/>
+          <w:color w:val="auto"/>
           <w:sz w:val="24"/>
           <w:szCs w:val="24"/>
         </w:rPr>
@@ -7344,6 +8126,7 @@
       <w:r>
         <w:rPr>
           <w:rFonts w:hint="eastAsia" w:ascii="Times New Roman" w:hAnsi="Times New Roman"/>
+          <w:color w:val="auto"/>
           <w:sz w:val="24"/>
           <w:szCs w:val="24"/>
         </w:rPr>
@@ -7355,11 +8138,15 @@
       <w:pPr>
         <w:spacing w:line="312" w:lineRule="auto"/>
         <w:ind w:firstLineChars="200"/>
+        <w:rPr>
+          <w:color w:val="auto"/>
+        </w:rPr>
       </w:pPr>
       <w:bookmarkStart w:id="19" w:name="_Toc239671783"/>
       <w:r>
         <w:rPr>
           <w:rFonts w:hint="eastAsia"/>
+          <w:color w:val="auto"/>
         </w:rPr>
         <w:t>模块一在课程要求的数量性门槛上全部达标：正式用例 47 条（不少于 30 条）；覆盖等价类划分、边界值分析、错误推测、判定表与组合覆盖 5 种设计方法（不少于 2 种）；47 条用例全部实现自动化，自动化率 100%（不少于 24 条且不低于 80%）；有效缺陷 4 个，其中 3 个已完成修复并通过专项复测（9/9 通过），满足“至少 3 个经真实复现且具有修复验证的缺陷”的要求。</w:t>
       </w:r>
@@ -7368,10 +8155,14 @@
       <w:pPr>
         <w:spacing w:line="312" w:lineRule="auto"/>
         <w:ind w:firstLineChars="200"/>
+        <w:rPr>
+          <w:color w:val="auto"/>
+        </w:rPr>
       </w:pPr>
       <w:r>
         <w:rPr>
           <w:rFonts w:hint="eastAsia"/>
+          <w:color w:val="auto"/>
         </w:rPr>
         <w:t>但模块一整体尚不宜判定为达到最终发布或提交标准：DEF-M1-001 为高严重度缺陷且仍未修复，函数文档声明支持的 (S,H,W) 三维深度图输入在实现中完全不可用，M1-GEO-016 与 M1-GEO-018 两条用例持续失败。</w:t>
       </w:r>
@@ -7380,10 +8171,14 @@
       <w:pPr>
         <w:spacing w:line="312" w:lineRule="auto"/>
         <w:ind w:firstLineChars="200"/>
+        <w:rPr>
+          <w:color w:val="auto"/>
+        </w:rPr>
       </w:pPr>
       <w:r>
         <w:rPr>
           <w:rFonts w:hint="eastAsia"/>
+          <w:color w:val="auto"/>
         </w:rPr>
         <w:t>质量结论为“有条件可用”：几何子模块其余 7 个函数与图像子模块的全部功能可判定为通过；DEF-M1-001 修复并回归通过后，模块一整体方可判定为通过。</w:t>
       </w:r>
@@ -7393,6 +8188,7 @@
         <w:pStyle w:val="2"/>
         <w:spacing w:before="240" w:after="240" w:line="312" w:lineRule="auto"/>
         <w:rPr>
+          <w:color w:val="auto"/>
           <w:sz w:val="28"/>
           <w:szCs w:val="28"/>
         </w:rPr>
@@ -7400,6 +8196,7 @@
       <w:r>
         <w:rPr>
           <w:rFonts w:hint="eastAsia"/>
+          <w:color w:val="auto"/>
           <w:sz w:val="28"/>
           <w:szCs w:val="28"/>
         </w:rPr>
@@ -7412,15 +8209,17 @@
       <w:pPr>
         <w:spacing w:line="312" w:lineRule="auto"/>
         <w:ind w:firstLineChars="200"/>
+        <w:rPr>
+          <w:color w:val="auto"/>
+        </w:rPr>
       </w:pPr>
       <w:r>
         <w:rPr>
           <w:rFonts w:hint="eastAsia"/>
+          <w:color w:val="auto"/>
         </w:rPr>
         <w:t>模块一由小组 2 名成员共同完成，分别承担几何坐标转换与图像加载预处理两个子模块。各成员承担的具体任务、可核实的代码产出、发现的缺陷数及工作量占比如下表，合计须等于 100%；成员姓名与占比由小组成员依据真实 Git 提交据实填写。</w:t>
       </w:r>
-      <w:bookmarkStart w:id="20" w:name="_GoBack"/>
-      <w:bookmarkEnd w:id="20"/>
     </w:p>
     <w:tbl>
       <w:tblPr>
@@ -7482,12 +8281,14 @@
               <w:rPr>
                 <w:b/>
                 <w:bCs/>
+                <w:color w:val="auto"/>
               </w:rPr>
             </w:pPr>
             <w:r>
               <w:rPr>
                 <w:rFonts w:hint="eastAsia"/>
                 <w:b/>
+                <w:color w:val="auto"/>
               </w:rPr>
               <w:t>成员</w:t>
             </w:r>
@@ -7504,12 +8305,14 @@
               <w:rPr>
                 <w:b/>
                 <w:bCs/>
+                <w:color w:val="auto"/>
               </w:rPr>
             </w:pPr>
             <w:r>
               <w:rPr>
                 <w:rFonts w:hint="eastAsia"/>
                 <w:b/>
+                <w:color w:val="auto"/>
               </w:rPr>
               <w:t>承担的具体任务</w:t>
             </w:r>
@@ -7526,12 +8329,14 @@
               <w:rPr>
                 <w:b/>
                 <w:bCs/>
+                <w:color w:val="auto"/>
               </w:rPr>
             </w:pPr>
             <w:r>
               <w:rPr>
                 <w:rFonts w:hint="eastAsia"/>
                 <w:b/>
+                <w:color w:val="auto"/>
               </w:rPr>
               <w:t>可核实产出（代码行数）</w:t>
             </w:r>
@@ -7549,12 +8354,14 @@
               <w:rPr>
                 <w:b/>
                 <w:bCs/>
+                <w:color w:val="auto"/>
               </w:rPr>
             </w:pPr>
             <w:r>
               <w:rPr>
                 <w:rFonts w:hint="eastAsia"/>
                 <w:b/>
+                <w:color w:val="auto"/>
               </w:rPr>
               <w:t>发现缺陷数</w:t>
             </w:r>
@@ -7572,12 +8379,14 @@
               <w:rPr>
                 <w:b/>
                 <w:bCs/>
+                <w:color w:val="auto"/>
               </w:rPr>
             </w:pPr>
             <w:r>
               <w:rPr>
                 <w:rFonts w:hint="eastAsia"/>
                 <w:b/>
+                <w:color w:val="auto"/>
               </w:rPr>
               <w:t>工作量占比</w:t>
             </w:r>
@@ -7613,12 +8422,14 @@
             <w:pPr>
               <w:rPr>
                 <w:rFonts w:hint="eastAsia" w:eastAsia="宋体"/>
+                <w:color w:val="auto"/>
                 <w:lang w:eastAsia="zh-CN"/>
               </w:rPr>
             </w:pPr>
             <w:r>
               <w:rPr>
                 <w:rFonts w:hint="eastAsia"/>
+                <w:color w:val="auto"/>
                 <w:lang w:val="en-US" w:eastAsia="zh-CN"/>
               </w:rPr>
               <w:t>黄国宸</w:t>
@@ -7631,9 +8442,15 @@
             <w:vAlign w:val="center"/>
           </w:tcPr>
           <w:p>
-            <w:r>
-              <w:rPr>
-                <w:rFonts w:hint="eastAsia"/>
+            <w:pPr>
+              <w:rPr>
+                <w:color w:val="auto"/>
+              </w:rPr>
+            </w:pPr>
+            <w:r>
+              <w:rPr>
+                <w:rFonts w:hint="eastAsia"/>
+                <w:color w:val="auto"/>
               </w:rPr>
               <w:t>几何坐标转换子模块：用例设计、unittest 自动化、一键入口与日志归档</w:t>
             </w:r>
@@ -7645,9 +8462,15 @@
             <w:vAlign w:val="center"/>
           </w:tcPr>
           <w:p>
-            <w:r>
-              <w:rPr>
-                <w:rFonts w:hint="eastAsia"/>
+            <w:pPr>
+              <w:rPr>
+                <w:color w:val="auto"/>
+              </w:rPr>
+            </w:pPr>
+            <w:r>
+              <w:rPr>
+                <w:rFonts w:hint="eastAsia"/>
+                <w:color w:val="auto"/>
               </w:rPr>
               <w:t>tests/ 目录共 626 行，加 run_tests.ps1 共 301 行</w:t>
             </w:r>
@@ -7661,8 +8484,14 @@
           <w:p>
             <w:pPr>
               <w:jc w:val="center"/>
-            </w:pPr>
-            <w:r>
+              <w:rPr>
+                <w:color w:val="auto"/>
+              </w:rPr>
+            </w:pPr>
+            <w:r>
+              <w:rPr>
+                <w:color w:val="auto"/>
+              </w:rPr>
               <w:t>1</w:t>
             </w:r>
           </w:p>
@@ -7675,10 +8504,14 @@
           <w:p>
             <w:pPr>
               <w:jc w:val="center"/>
-            </w:pPr>
-            <w:r>
-              <w:rPr>
-                <w:rFonts w:hint="eastAsia"/>
+              <w:rPr>
+                <w:color w:val="auto"/>
+              </w:rPr>
+            </w:pPr>
+            <w:r>
+              <w:rPr>
+                <w:rFonts w:hint="eastAsia"/>
+                <w:color w:val="auto"/>
                 <w:lang w:val="en-US" w:eastAsia="zh-CN"/>
               </w:rPr>
               <w:t>50</w:t>
@@ -7686,6 +8519,7 @@
             <w:r>
               <w:rPr>
                 <w:rFonts w:hint="eastAsia"/>
+                <w:color w:val="auto"/>
               </w:rPr>
               <w:t>%</w:t>
             </w:r>
@@ -7721,12 +8555,14 @@
             <w:pPr>
               <w:rPr>
                 <w:rFonts w:hint="default" w:eastAsia="宋体"/>
+                <w:color w:val="auto"/>
                 <w:lang w:val="en-US" w:eastAsia="zh-CN"/>
               </w:rPr>
             </w:pPr>
             <w:r>
               <w:rPr>
                 <w:rFonts w:hint="eastAsia"/>
+                <w:color w:val="auto"/>
                 <w:lang w:val="en-US" w:eastAsia="zh-CN"/>
               </w:rPr>
               <w:t>曹钧杰</w:t>
@@ -7739,9 +8575,15 @@
             <w:vAlign w:val="center"/>
           </w:tcPr>
           <w:p>
-            <w:r>
-              <w:rPr>
-                <w:rFonts w:hint="eastAsia"/>
+            <w:pPr>
+              <w:rPr>
+                <w:color w:val="auto"/>
+              </w:rPr>
+            </w:pPr>
+            <w:r>
+              <w:rPr>
+                <w:rFonts w:hint="eastAsia"/>
+                <w:color w:val="auto"/>
               </w:rPr>
               <w:t>图像加载与预处理子模块：15 条常规用例、3 个缺陷的专项复现与修复验证脚本</w:t>
             </w:r>
@@ -7753,9 +8595,15 @@
             <w:vAlign w:val="center"/>
           </w:tcPr>
           <w:p>
-            <w:r>
-              <w:rPr>
-                <w:rFonts w:hint="eastAsia"/>
+            <w:pPr>
+              <w:rPr>
+                <w:color w:val="auto"/>
+              </w:rPr>
+            </w:pPr>
+            <w:r>
+              <w:rPr>
+                <w:rFonts w:hint="eastAsia"/>
+                <w:color w:val="auto"/>
               </w:rPr>
               <w:t>image_test_module1 下 15 条 unittest 与 9 条缺陷专项检查及一键脚本</w:t>
             </w:r>
@@ -7769,8 +8617,14 @@
           <w:p>
             <w:pPr>
               <w:jc w:val="center"/>
-            </w:pPr>
-            <w:r>
+              <w:rPr>
+                <w:color w:val="auto"/>
+              </w:rPr>
+            </w:pPr>
+            <w:r>
+              <w:rPr>
+                <w:color w:val="auto"/>
+              </w:rPr>
               <w:t>3</w:t>
             </w:r>
           </w:p>
@@ -7783,10 +8637,14 @@
           <w:p>
             <w:pPr>
               <w:jc w:val="center"/>
-            </w:pPr>
-            <w:r>
-              <w:rPr>
-                <w:rFonts w:hint="eastAsia"/>
+              <w:rPr>
+                <w:color w:val="auto"/>
+              </w:rPr>
+            </w:pPr>
+            <w:r>
+              <w:rPr>
+                <w:rFonts w:hint="eastAsia"/>
+                <w:color w:val="auto"/>
                 <w:lang w:val="en-US" w:eastAsia="zh-CN"/>
               </w:rPr>
               <w:t>50</w:t>
@@ -7794,6 +8652,7 @@
             <w:r>
               <w:rPr>
                 <w:rFonts w:hint="eastAsia"/>
+                <w:color w:val="auto"/>
               </w:rPr>
               <w:t>%</w:t>
             </w:r>
@@ -7826,9 +8685,15 @@
             <w:vAlign w:val="center"/>
           </w:tcPr>
           <w:p>
-            <w:r>
-              <w:rPr>
-                <w:rFonts w:hint="eastAsia"/>
+            <w:pPr>
+              <w:rPr>
+                <w:color w:val="auto"/>
+              </w:rPr>
+            </w:pPr>
+            <w:r>
+              <w:rPr>
+                <w:rFonts w:hint="eastAsia"/>
+                <w:color w:val="auto"/>
               </w:rPr>
               <w:t>合计</w:t>
             </w:r>
@@ -7840,9 +8705,15 @@
             <w:vAlign w:val="center"/>
           </w:tcPr>
           <w:p>
-            <w:r>
-              <w:rPr>
-                <w:rFonts w:hint="eastAsia"/>
+            <w:pPr>
+              <w:rPr>
+                <w:color w:val="auto"/>
+              </w:rPr>
+            </w:pPr>
+            <w:r>
+              <w:rPr>
+                <w:rFonts w:hint="eastAsia"/>
+                <w:color w:val="auto"/>
               </w:rPr>
               <w:t>模块一（两个子模块）</w:t>
             </w:r>
@@ -7854,9 +8725,15 @@
             <w:vAlign w:val="center"/>
           </w:tcPr>
           <w:p>
-            <w:r>
-              <w:rPr>
-                <w:rFonts w:hint="eastAsia"/>
+            <w:pPr>
+              <w:rPr>
+                <w:color w:val="auto"/>
+              </w:rPr>
+            </w:pPr>
+            <w:r>
+              <w:rPr>
+                <w:rFonts w:hint="eastAsia"/>
+                <w:color w:val="auto"/>
               </w:rPr>
               <w:t>测试代码约 1300 行</w:t>
             </w:r>
@@ -7870,8 +8747,14 @@
           <w:p>
             <w:pPr>
               <w:jc w:val="center"/>
-            </w:pPr>
-            <w:r>
+              <w:rPr>
+                <w:color w:val="auto"/>
+              </w:rPr>
+            </w:pPr>
+            <w:r>
+              <w:rPr>
+                <w:color w:val="auto"/>
+              </w:rPr>
               <w:t>4</w:t>
             </w:r>
           </w:p>
@@ -7884,8 +8767,14 @@
           <w:p>
             <w:pPr>
               <w:jc w:val="center"/>
-            </w:pPr>
-            <w:r>
+              <w:rPr>
+                <w:color w:val="auto"/>
+              </w:rPr>
+            </w:pPr>
+            <w:r>
+              <w:rPr>
+                <w:color w:val="auto"/>
+              </w:rPr>
               <w:t>100%</w:t>
             </w:r>
           </w:p>
@@ -7898,7 +8787,7 @@
         <w:ind w:firstLine="420"/>
         <w:rPr>
           <w:iCs/>
-          <w:color w:val="0000FF"/>
+          <w:color w:val="auto"/>
         </w:rPr>
       </w:pPr>
     </w:p>
